--- a/Фадеева КП.docx
+++ b/Фадеева КП.docx
@@ -63,33 +63,33 @@
           <w:b/>
           <w:bCs/>
         </w:rPr>
-        <w:t>(</w:t>
-      </w:r>
-      <w:proofErr w:type="spellStart"/>
-      <w:r>
+        <w:t>(СПбГУТ)</w:t>
+      </w:r>
+    </w:p>
+    <w:p>
+      <w:pPr>
+        <w:jc w:val="center"/>
         <w:rPr>
           <w:b/>
           <w:bCs/>
         </w:rPr>
-        <w:t>СПбГУТ</w:t>
-      </w:r>
-      <w:proofErr w:type="spellEnd"/>
-      <w:r>
+      </w:pPr>
+    </w:p>
+    <w:p>
+      <w:pPr>
+        <w:jc w:val="center"/>
         <w:rPr>
           <w:b/>
           <w:bCs/>
         </w:rPr>
-        <w:t>)</w:t>
-      </w:r>
-    </w:p>
-    <w:p>
-      <w:pPr>
-        <w:jc w:val="center"/>
+      </w:pPr>
+      <w:r>
         <w:rPr>
           <w:b/>
           <w:bCs/>
         </w:rPr>
-      </w:pPr>
+        <w:t>АРХАНГЕЛЬСКИЙ КОЛЛЕДЖ ТЕЛЕКОММУНИКАЦИЙ</w:t>
+      </w:r>
     </w:p>
     <w:p>
       <w:pPr>
@@ -104,7 +104,7 @@
           <w:b/>
           <w:bCs/>
         </w:rPr>
-        <w:t>АРХАНГЕЛЬСКИЙ КОЛЛЕДЖ ТЕЛЕКОММУНИКАЦИЙ</w:t>
+        <w:t>ИМ. Б.Л. РОЗИНГА (ФИЛИАЛ) СПбГУТ</w:t>
       </w:r>
     </w:p>
     <w:p>
@@ -120,48 +120,7 @@
           <w:b/>
           <w:bCs/>
         </w:rPr>
-        <w:t xml:space="preserve">ИМ. Б.Л. РОЗИНГА (ФИЛИАЛ) </w:t>
-      </w:r>
-      <w:proofErr w:type="spellStart"/>
-      <w:r>
-        <w:rPr>
-          <w:b/>
-          <w:bCs/>
-        </w:rPr>
-        <w:t>СПбГУТ</w:t>
-      </w:r>
-      <w:proofErr w:type="spellEnd"/>
-    </w:p>
-    <w:p>
-      <w:pPr>
-        <w:jc w:val="center"/>
-        <w:rPr>
-          <w:b/>
-          <w:bCs/>
-        </w:rPr>
-      </w:pPr>
-      <w:r>
-        <w:rPr>
-          <w:b/>
-          <w:bCs/>
-        </w:rPr>
-        <w:t xml:space="preserve">(АКТ (ф) </w:t>
-      </w:r>
-      <w:proofErr w:type="spellStart"/>
-      <w:r>
-        <w:rPr>
-          <w:b/>
-          <w:bCs/>
-        </w:rPr>
-        <w:t>СПбГУТ</w:t>
-      </w:r>
-      <w:proofErr w:type="spellEnd"/>
-      <w:r>
-        <w:rPr>
-          <w:b/>
-          <w:bCs/>
-        </w:rPr>
-        <w:t>)</w:t>
+        <w:t>(АКТ (ф) СПбГУТ)</w:t>
       </w:r>
     </w:p>
     <w:p>
@@ -980,7 +939,6 @@
               </w:rPr>
               <w:t xml:space="preserve"> </w:t>
             </w:r>
-            <w:proofErr w:type="spellStart"/>
             <w:r>
               <w:rPr>
                 <w:b w:val="0"/>
@@ -990,7 +948,6 @@
               </w:rPr>
               <w:t>Маломан</w:t>
             </w:r>
-            <w:proofErr w:type="spellEnd"/>
           </w:p>
         </w:tc>
       </w:tr>
@@ -2100,21 +2057,178 @@
           <w:sz w:val="32"/>
           <w:szCs w:val="32"/>
         </w:rPr>
-        <w:lastRenderedPageBreak/>
         <w:t>ВВЕДЕНИЕ</w:t>
       </w:r>
     </w:p>
     <w:p>
       <w:pPr>
+        <w:jc w:val="both"/>
+        <w:rPr>
+          <w:sz w:val="28"/>
+          <w:szCs w:val="28"/>
+        </w:rPr>
+      </w:pPr>
+    </w:p>
+    <w:p>
+      <w:pPr>
+        <w:spacing w:line="360" w:lineRule="auto"/>
+        <w:jc w:val="both"/>
+        <w:rPr>
+          <w:sz w:val="28"/>
+          <w:szCs w:val="28"/>
+        </w:rPr>
+      </w:pPr>
+      <w:r>
+        <w:rPr>
+          <w:sz w:val="28"/>
+          <w:szCs w:val="28"/>
+        </w:rPr>
+        <w:tab/>
+      </w:r>
+      <w:r>
+        <w:rPr>
+          <w:sz w:val="28"/>
+          <w:szCs w:val="28"/>
+        </w:rPr>
+        <w:t>Современные технологии предоставля</w:t>
+      </w:r>
+      <w:r>
+        <w:rPr>
+          <w:sz w:val="28"/>
+          <w:szCs w:val="28"/>
+        </w:rPr>
+        <w:t xml:space="preserve">ют множество возможностей для </w:t>
+      </w:r>
+      <w:r>
+        <w:rPr>
+          <w:sz w:val="28"/>
+          <w:szCs w:val="28"/>
+        </w:rPr>
+        <w:t>автомат</w:t>
+      </w:r>
+      <w:r>
+        <w:rPr>
+          <w:sz w:val="28"/>
+          <w:szCs w:val="28"/>
+        </w:rPr>
+        <w:t xml:space="preserve">изации бухгалтерских процессов. Разработка веб-сайта с </w:t>
+      </w:r>
+      <w:r>
+        <w:rPr>
+          <w:sz w:val="28"/>
+          <w:szCs w:val="28"/>
+        </w:rPr>
+        <w:t>интуитивно п</w:t>
+      </w:r>
+      <w:r>
+        <w:rPr>
+          <w:sz w:val="28"/>
+          <w:szCs w:val="28"/>
+        </w:rPr>
+        <w:t xml:space="preserve">онятным и удобным интерфейсом </w:t>
+      </w:r>
+      <w:r>
+        <w:rPr>
+          <w:sz w:val="28"/>
+          <w:szCs w:val="28"/>
+        </w:rPr>
+        <w:t xml:space="preserve">будет способствовать более эффективному взаимодействию пользователей с системой. </w:t>
+      </w:r>
+    </w:p>
+    <w:p>
+      <w:pPr>
         <w:spacing w:line="360" w:lineRule="auto"/>
         <w:ind w:firstLine="709"/>
-        <w:contextualSpacing/>
-        <w:jc w:val="both"/>
-        <w:rPr>
-          <w:sz w:val="28"/>
-          <w:szCs w:val="28"/>
-        </w:rPr>
-      </w:pPr>
+        <w:jc w:val="both"/>
+        <w:rPr>
+          <w:sz w:val="28"/>
+          <w:szCs w:val="28"/>
+        </w:rPr>
+      </w:pPr>
+      <w:r>
+        <w:rPr>
+          <w:sz w:val="28"/>
+          <w:szCs w:val="28"/>
+        </w:rPr>
+        <w:t>Актуальность проекта заключается в предоставлении реше</w:t>
+      </w:r>
+      <w:r>
+        <w:rPr>
+          <w:sz w:val="28"/>
+          <w:szCs w:val="28"/>
+        </w:rPr>
+        <w:t xml:space="preserve">ния важной проблемы в области </w:t>
+      </w:r>
+      <w:r>
+        <w:rPr>
+          <w:sz w:val="28"/>
+          <w:szCs w:val="28"/>
+        </w:rPr>
+        <w:t>упра</w:t>
+      </w:r>
+      <w:r>
+        <w:rPr>
+          <w:sz w:val="28"/>
+          <w:szCs w:val="28"/>
+        </w:rPr>
+        <w:t xml:space="preserve">вления бухгалтерскими услугами и </w:t>
+      </w:r>
+      <w:r>
+        <w:rPr>
+          <w:sz w:val="28"/>
+          <w:szCs w:val="28"/>
+        </w:rPr>
+        <w:t>взаимо</w:t>
+      </w:r>
+      <w:r>
+        <w:rPr>
+          <w:sz w:val="28"/>
+          <w:szCs w:val="28"/>
+        </w:rPr>
+        <w:t>действия с клиентами</w:t>
+      </w:r>
+      <w:r>
+        <w:rPr>
+          <w:sz w:val="28"/>
+          <w:szCs w:val="28"/>
+        </w:rPr>
+        <w:t>. В условиях современного рынка, где конкуренция возрастает, а требования к финансовой прозрачности и отчетности изменяются, эффективное ведение бухгалтерии становится ключевым фактором успеха для бизнеса.</w:t>
+      </w:r>
+      <w:r>
+        <w:rPr>
+          <w:sz w:val="28"/>
+          <w:szCs w:val="28"/>
+        </w:rPr>
+        <w:t xml:space="preserve"> </w:t>
+      </w:r>
+      <w:r>
+        <w:rPr>
+          <w:sz w:val="28"/>
+          <w:szCs w:val="28"/>
+        </w:rPr>
+        <w:t>Таким образом, проект "</w:t>
+      </w:r>
+      <w:r>
+        <w:rPr>
+          <w:sz w:val="28"/>
+          <w:szCs w:val="28"/>
+        </w:rPr>
+        <w:t>Услуги по ведению бухгалтерского учёта</w:t>
+      </w:r>
+      <w:r>
+        <w:rPr>
+          <w:sz w:val="28"/>
+          <w:szCs w:val="28"/>
+        </w:rPr>
+        <w:t xml:space="preserve">" не только отвечает на актуальные потребности бизнеса, но и применяет современные подходы для </w:t>
+      </w:r>
+      <w:r>
+        <w:rPr>
+          <w:sz w:val="28"/>
+          <w:szCs w:val="28"/>
+        </w:rPr>
+        <w:t>достижения поставленных целей.</w:t>
+      </w:r>
     </w:p>
     <w:p>
       <w:pPr>
@@ -2131,73 +2245,35 @@
           <w:sz w:val="28"/>
           <w:szCs w:val="28"/>
         </w:rPr>
-        <w:t xml:space="preserve">Актуальность </w:t>
-      </w:r>
-      <w:r>
-        <w:rPr>
-          <w:sz w:val="28"/>
-          <w:szCs w:val="28"/>
-        </w:rPr>
-        <w:t>разрабатываемого проекта заключается в необходимости автоматизации процесса оказания и учёта бухгалтерских услуг. В небольших и средних компаниях обработка заявок на бухгалтерские услуги часто ведётся вручную или с использованием разрозненных инструментов, что приводит к дублированию информации, потере данных и снижению эффективности работы сотрудников.</w:t>
-      </w:r>
-      <w:r>
-        <w:rPr>
-          <w:sz w:val="28"/>
-          <w:szCs w:val="28"/>
-        </w:rPr>
-        <w:t xml:space="preserve"> </w:t>
-      </w:r>
-      <w:r>
-        <w:rPr>
-          <w:sz w:val="28"/>
-          <w:szCs w:val="28"/>
-        </w:rPr>
-        <w:t>Разработка веб-приложения «Услуги по ведению бухгалтерских услуг» позволит централизовать хранение информации, ускорить обработку заявок и повысить прозрачность взаимодействия между клиентами, бухгалтерами и администраторами.</w:t>
-      </w:r>
-    </w:p>
-    <w:p>
-      <w:pPr>
-        <w:spacing w:line="360" w:lineRule="auto"/>
-        <w:jc w:val="both"/>
-        <w:rPr>
-          <w:sz w:val="28"/>
-          <w:szCs w:val="28"/>
-        </w:rPr>
-      </w:pPr>
-      <w:r>
-        <w:rPr>
-          <w:sz w:val="28"/>
-          <w:szCs w:val="28"/>
-        </w:rPr>
-        <w:t>Ц</w:t>
-      </w:r>
-      <w:r>
-        <w:rPr>
-          <w:sz w:val="28"/>
-          <w:szCs w:val="28"/>
-        </w:rPr>
-        <w:t xml:space="preserve">елью курсового проектирования является разработка комплексного </w:t>
-      </w:r>
-      <w:r>
-        <w:rPr>
-          <w:sz w:val="28"/>
-          <w:szCs w:val="28"/>
-        </w:rPr>
-        <w:t>веб-решения для управления заявка</w:t>
-      </w:r>
-      <w:r>
-        <w:rPr>
-          <w:sz w:val="28"/>
-          <w:szCs w:val="28"/>
-        </w:rPr>
-        <w:t xml:space="preserve">ми на бухгалтерские услуги, </w:t>
-      </w:r>
-      <w:r>
-        <w:rPr>
-          <w:sz w:val="28"/>
-          <w:szCs w:val="28"/>
-        </w:rPr>
-        <w:t>обеспечивающего регистрацию, распределение и контроль выполнения заявок с возможностью онлайн-доступа.</w:t>
+        <w:t xml:space="preserve">Целью </w:t>
+      </w:r>
+      <w:r>
+        <w:rPr>
+          <w:sz w:val="28"/>
+          <w:szCs w:val="28"/>
+        </w:rPr>
+        <w:t>курсового проекта</w:t>
+      </w:r>
+      <w:r>
+        <w:rPr>
+          <w:sz w:val="28"/>
+          <w:szCs w:val="28"/>
+        </w:rPr>
+        <w:t xml:space="preserve"> является созд</w:t>
+      </w:r>
+      <w:r>
+        <w:rPr>
+          <w:sz w:val="28"/>
+          <w:szCs w:val="28"/>
+        </w:rPr>
+        <w:t>ание комплексного решения для управления бухгалтерией</w:t>
+      </w:r>
+      <w:r>
+        <w:rPr>
+          <w:sz w:val="28"/>
+          <w:szCs w:val="28"/>
+        </w:rPr>
+        <w:t>, которое позволит администраторам эффективно управлять своими услугами, отслеживать запросы клиентов и гарантировать высокое качество обслуживания.</w:t>
       </w:r>
     </w:p>
     <w:p>
@@ -2222,38 +2298,23 @@
         <w:pStyle w:val="aa"/>
         <w:numPr>
           <w:ilvl w:val="0"/>
-          <w:numId w:val="10"/>
+          <w:numId w:val="11"/>
         </w:numPr>
-        <w:spacing w:line="360" w:lineRule="auto"/>
-        <w:rPr>
-          <w:rStyle w:val="apple-tab-span"/>
-          <w:sz w:val="28"/>
-          <w:szCs w:val="28"/>
-        </w:rPr>
-      </w:pPr>
-      <w:r>
-        <w:rPr>
-          <w:rStyle w:val="apple-tab-span"/>
-          <w:sz w:val="28"/>
-          <w:szCs w:val="28"/>
-        </w:rPr>
-        <w:t xml:space="preserve">провести сбор </w:t>
-      </w:r>
-      <w:r>
-        <w:rPr>
-          <w:rStyle w:val="apple-tab-span"/>
-          <w:sz w:val="28"/>
-          <w:szCs w:val="28"/>
-        </w:rPr>
-        <w:t>требований целевой аудитории</w:t>
-      </w:r>
-      <w:r>
-        <w:rPr>
-          <w:rStyle w:val="apple-tab-span"/>
-          <w:sz w:val="28"/>
-          <w:szCs w:val="28"/>
-        </w:rPr>
-        <w:t>,</w:t>
+        <w:tabs>
+          <w:tab w:val="left" w:pos="993"/>
+        </w:tabs>
+        <w:spacing w:line="360" w:lineRule="auto"/>
+        <w:ind w:left="0" w:firstLine="709"/>
+        <w:jc w:val="both"/>
+        <w:rPr>
+          <w:sz w:val="28"/>
+        </w:rPr>
+      </w:pPr>
+      <w:r>
+        <w:rPr>
+          <w:sz w:val="28"/>
+        </w:rPr>
+        <w:t>провести сбор требований целевой аудитории,</w:t>
       </w:r>
     </w:p>
     <w:p>
@@ -2261,38 +2322,36 @@
         <w:pStyle w:val="aa"/>
         <w:numPr>
           <w:ilvl w:val="0"/>
-          <w:numId w:val="10"/>
+          <w:numId w:val="11"/>
         </w:numPr>
-        <w:spacing w:line="360" w:lineRule="auto"/>
-        <w:rPr>
-          <w:rStyle w:val="apple-tab-span"/>
-          <w:sz w:val="28"/>
-          <w:szCs w:val="28"/>
-        </w:rPr>
-      </w:pPr>
-      <w:r>
-        <w:rPr>
-          <w:rStyle w:val="apple-tab-span"/>
-          <w:sz w:val="28"/>
-          <w:szCs w:val="28"/>
-        </w:rPr>
-        <w:t>проанализировать информационные ист</w:t>
-      </w:r>
-      <w:r>
-        <w:rPr>
-          <w:rStyle w:val="apple-tab-span"/>
-          <w:sz w:val="28"/>
-          <w:szCs w:val="28"/>
-        </w:rPr>
-        <w:t>очники по предметной области,</w:t>
-      </w:r>
-      <w:r>
-        <w:rPr>
-          <w:rStyle w:val="apple-tab-span"/>
-          <w:sz w:val="28"/>
-          <w:szCs w:val="28"/>
-        </w:rPr>
-        <w:t xml:space="preserve"> </w:t>
+        <w:tabs>
+          <w:tab w:val="left" w:pos="993"/>
+        </w:tabs>
+        <w:spacing w:line="360" w:lineRule="auto"/>
+        <w:ind w:left="0" w:firstLine="709"/>
+        <w:jc w:val="both"/>
+        <w:rPr>
+          <w:sz w:val="28"/>
+        </w:rPr>
+      </w:pPr>
+      <w:r>
+        <w:rPr>
+          <w:sz w:val="28"/>
+        </w:rPr>
+        <w:t xml:space="preserve">проанализировать </w:t>
+      </w:r>
+      <w:r>
+        <w:rPr>
+          <w:sz w:val="28"/>
+          <w:szCs w:val="28"/>
+        </w:rPr>
+        <w:t>информационные источники по предметной области</w:t>
+      </w:r>
+      <w:r>
+        <w:rPr>
+          <w:sz w:val="28"/>
+        </w:rPr>
+        <w:t>,</w:t>
       </w:r>
     </w:p>
     <w:p>
@@ -2300,30 +2359,23 @@
         <w:pStyle w:val="aa"/>
         <w:numPr>
           <w:ilvl w:val="0"/>
-          <w:numId w:val="10"/>
+          <w:numId w:val="11"/>
         </w:numPr>
-        <w:spacing w:line="360" w:lineRule="auto"/>
-        <w:rPr>
-          <w:rStyle w:val="apple-tab-span"/>
-          <w:sz w:val="28"/>
-          <w:szCs w:val="28"/>
-        </w:rPr>
-      </w:pPr>
-      <w:r>
-        <w:rPr>
-          <w:rStyle w:val="apple-tab-span"/>
-          <w:sz w:val="28"/>
-          <w:szCs w:val="28"/>
-        </w:rPr>
-        <w:t>спроектироват</w:t>
-      </w:r>
-      <w:r>
-        <w:rPr>
-          <w:rStyle w:val="apple-tab-span"/>
-          <w:sz w:val="28"/>
-          <w:szCs w:val="28"/>
-        </w:rPr>
-        <w:t>ь архитектуру веб-приложения,</w:t>
+        <w:tabs>
+          <w:tab w:val="left" w:pos="993"/>
+        </w:tabs>
+        <w:spacing w:line="360" w:lineRule="auto"/>
+        <w:ind w:left="0" w:firstLine="709"/>
+        <w:jc w:val="both"/>
+        <w:rPr>
+          <w:sz w:val="28"/>
+        </w:rPr>
+      </w:pPr>
+      <w:r>
+        <w:rPr>
+          <w:sz w:val="28"/>
+        </w:rPr>
+        <w:t>спроектировать архитектуру приложения,</w:t>
       </w:r>
     </w:p>
     <w:p>
@@ -2331,38 +2383,23 @@
         <w:pStyle w:val="aa"/>
         <w:numPr>
           <w:ilvl w:val="0"/>
-          <w:numId w:val="10"/>
+          <w:numId w:val="11"/>
         </w:numPr>
-        <w:spacing w:line="360" w:lineRule="auto"/>
-        <w:rPr>
-          <w:rStyle w:val="apple-tab-span"/>
-          <w:sz w:val="28"/>
-          <w:szCs w:val="28"/>
-        </w:rPr>
-      </w:pPr>
-      <w:r>
-        <w:rPr>
-          <w:rStyle w:val="apple-tab-span"/>
-          <w:sz w:val="28"/>
-          <w:szCs w:val="28"/>
-        </w:rPr>
-        <w:t>спроектировать диаграмму вариа</w:t>
-      </w:r>
-      <w:r>
-        <w:rPr>
-          <w:rStyle w:val="apple-tab-span"/>
-          <w:sz w:val="28"/>
-          <w:szCs w:val="28"/>
-        </w:rPr>
-        <w:t>нтов использования приложения,</w:t>
-      </w:r>
-      <w:r>
-        <w:rPr>
-          <w:rStyle w:val="apple-tab-span"/>
-          <w:sz w:val="28"/>
-          <w:szCs w:val="28"/>
-        </w:rPr>
-        <w:t xml:space="preserve"> </w:t>
+        <w:tabs>
+          <w:tab w:val="left" w:pos="993"/>
+        </w:tabs>
+        <w:spacing w:line="360" w:lineRule="auto"/>
+        <w:ind w:left="0" w:firstLine="709"/>
+        <w:jc w:val="both"/>
+        <w:rPr>
+          <w:sz w:val="28"/>
+        </w:rPr>
+      </w:pPr>
+      <w:r>
+        <w:rPr>
+          <w:sz w:val="28"/>
+        </w:rPr>
+        <w:t>спроектировать диаграмму вариантов использования приложения,</w:t>
       </w:r>
     </w:p>
     <w:p>
@@ -2370,30 +2407,23 @@
         <w:pStyle w:val="aa"/>
         <w:numPr>
           <w:ilvl w:val="0"/>
-          <w:numId w:val="10"/>
+          <w:numId w:val="11"/>
         </w:numPr>
-        <w:spacing w:line="360" w:lineRule="auto"/>
-        <w:rPr>
-          <w:rStyle w:val="apple-tab-span"/>
-          <w:sz w:val="28"/>
-          <w:szCs w:val="28"/>
-        </w:rPr>
-      </w:pPr>
-      <w:r>
-        <w:rPr>
-          <w:rStyle w:val="apple-tab-span"/>
-          <w:sz w:val="28"/>
-          <w:szCs w:val="28"/>
-        </w:rPr>
-        <w:t>выбрать состав программных и технических средств для реализации при</w:t>
-      </w:r>
-      <w:r>
-        <w:rPr>
-          <w:rStyle w:val="apple-tab-span"/>
-          <w:sz w:val="28"/>
-          <w:szCs w:val="28"/>
-        </w:rPr>
-        <w:t>ложения,</w:t>
+        <w:tabs>
+          <w:tab w:val="left" w:pos="993"/>
+        </w:tabs>
+        <w:spacing w:line="360" w:lineRule="auto"/>
+        <w:ind w:left="0" w:firstLine="709"/>
+        <w:jc w:val="both"/>
+        <w:rPr>
+          <w:sz w:val="28"/>
+        </w:rPr>
+      </w:pPr>
+      <w:r>
+        <w:rPr>
+          <w:sz w:val="28"/>
+        </w:rPr>
+        <w:t>выбрать состав программных и технических средств для реализации приложения,</w:t>
       </w:r>
     </w:p>
     <w:p>
@@ -2401,30 +2431,23 @@
         <w:pStyle w:val="aa"/>
         <w:numPr>
           <w:ilvl w:val="0"/>
-          <w:numId w:val="10"/>
+          <w:numId w:val="11"/>
         </w:numPr>
-        <w:spacing w:line="360" w:lineRule="auto"/>
-        <w:rPr>
-          <w:rStyle w:val="apple-tab-span"/>
-          <w:sz w:val="28"/>
-          <w:szCs w:val="28"/>
-        </w:rPr>
-      </w:pPr>
-      <w:r>
-        <w:rPr>
-          <w:rStyle w:val="apple-tab-span"/>
-          <w:sz w:val="28"/>
-          <w:szCs w:val="28"/>
+        <w:tabs>
+          <w:tab w:val="left" w:pos="993"/>
+        </w:tabs>
+        <w:spacing w:line="360" w:lineRule="auto"/>
+        <w:ind w:left="0" w:firstLine="709"/>
+        <w:jc w:val="both"/>
+        <w:rPr>
+          <w:sz w:val="28"/>
+        </w:rPr>
+      </w:pPr>
+      <w:r>
+        <w:rPr>
+          <w:sz w:val="28"/>
         </w:rPr>
         <w:t>спроектировать БД,</w:t>
-      </w:r>
-      <w:r>
-        <w:rPr>
-          <w:rStyle w:val="apple-tab-span"/>
-          <w:sz w:val="28"/>
-          <w:szCs w:val="28"/>
-        </w:rPr>
-        <w:t xml:space="preserve"> </w:t>
       </w:r>
     </w:p>
     <w:p>
@@ -2432,38 +2455,23 @@
         <w:pStyle w:val="aa"/>
         <w:numPr>
           <w:ilvl w:val="0"/>
-          <w:numId w:val="10"/>
+          <w:numId w:val="11"/>
         </w:numPr>
-        <w:spacing w:line="360" w:lineRule="auto"/>
-        <w:rPr>
-          <w:rStyle w:val="apple-tab-span"/>
-          <w:sz w:val="28"/>
-          <w:szCs w:val="28"/>
-        </w:rPr>
-      </w:pPr>
-      <w:r>
-        <w:rPr>
-          <w:rStyle w:val="apple-tab-span"/>
-          <w:sz w:val="28"/>
-          <w:szCs w:val="28"/>
-        </w:rPr>
-        <w:t>спроектиров</w:t>
-      </w:r>
-      <w:r>
-        <w:rPr>
-          <w:rStyle w:val="apple-tab-span"/>
-          <w:sz w:val="28"/>
-          <w:szCs w:val="28"/>
-        </w:rPr>
-        <w:t>ать интерфейс веб-приложения,</w:t>
-      </w:r>
-      <w:r>
-        <w:rPr>
-          <w:rStyle w:val="apple-tab-span"/>
-          <w:sz w:val="28"/>
-          <w:szCs w:val="28"/>
-        </w:rPr>
-        <w:t xml:space="preserve"> </w:t>
+        <w:tabs>
+          <w:tab w:val="left" w:pos="993"/>
+        </w:tabs>
+        <w:spacing w:line="360" w:lineRule="auto"/>
+        <w:ind w:left="0" w:firstLine="709"/>
+        <w:jc w:val="both"/>
+        <w:rPr>
+          <w:sz w:val="28"/>
+        </w:rPr>
+      </w:pPr>
+      <w:r>
+        <w:rPr>
+          <w:sz w:val="28"/>
+        </w:rPr>
+        <w:t>спроектировать интерфейс оконного приложения,</w:t>
       </w:r>
     </w:p>
     <w:p>
@@ -2471,30 +2479,23 @@
         <w:pStyle w:val="aa"/>
         <w:numPr>
           <w:ilvl w:val="0"/>
-          <w:numId w:val="10"/>
+          <w:numId w:val="11"/>
         </w:numPr>
-        <w:spacing w:line="360" w:lineRule="auto"/>
-        <w:rPr>
-          <w:rStyle w:val="apple-tab-span"/>
-          <w:sz w:val="28"/>
-          <w:szCs w:val="28"/>
-        </w:rPr>
-      </w:pPr>
-      <w:r>
-        <w:rPr>
-          <w:rStyle w:val="apple-tab-span"/>
-          <w:sz w:val="28"/>
-          <w:szCs w:val="28"/>
-        </w:rPr>
-        <w:t>создать БД в в</w:t>
-      </w:r>
-      <w:r>
-        <w:rPr>
-          <w:rStyle w:val="apple-tab-span"/>
-          <w:sz w:val="28"/>
-          <w:szCs w:val="28"/>
-        </w:rPr>
-        <w:t>ыбранной СУБД,</w:t>
+        <w:tabs>
+          <w:tab w:val="left" w:pos="993"/>
+        </w:tabs>
+        <w:spacing w:line="360" w:lineRule="auto"/>
+        <w:ind w:left="0" w:firstLine="709"/>
+        <w:jc w:val="both"/>
+        <w:rPr>
+          <w:sz w:val="28"/>
+        </w:rPr>
+      </w:pPr>
+      <w:r>
+        <w:rPr>
+          <w:sz w:val="28"/>
+        </w:rPr>
+        <w:t>создать БД в выбранной СУБД,</w:t>
       </w:r>
     </w:p>
     <w:p>
@@ -2502,38 +2503,36 @@
         <w:pStyle w:val="aa"/>
         <w:numPr>
           <w:ilvl w:val="0"/>
-          <w:numId w:val="10"/>
+          <w:numId w:val="11"/>
         </w:numPr>
-        <w:spacing w:line="360" w:lineRule="auto"/>
-        <w:rPr>
-          <w:rStyle w:val="apple-tab-span"/>
-          <w:sz w:val="28"/>
-          <w:szCs w:val="28"/>
-        </w:rPr>
-      </w:pPr>
-      <w:r>
-        <w:rPr>
-          <w:rStyle w:val="apple-tab-span"/>
-          <w:sz w:val="28"/>
-          <w:szCs w:val="28"/>
-        </w:rPr>
-        <w:t xml:space="preserve">разработать API для взаимодействия </w:t>
-      </w:r>
-      <w:r>
-        <w:rPr>
-          <w:rStyle w:val="apple-tab-span"/>
-          <w:sz w:val="28"/>
-          <w:szCs w:val="28"/>
-        </w:rPr>
-        <w:t>клиентской и серверной частей,</w:t>
-      </w:r>
-      <w:r>
-        <w:rPr>
-          <w:rStyle w:val="apple-tab-span"/>
-          <w:sz w:val="28"/>
-          <w:szCs w:val="28"/>
-        </w:rPr>
-        <w:t xml:space="preserve"> </w:t>
+        <w:tabs>
+          <w:tab w:val="left" w:pos="993"/>
+        </w:tabs>
+        <w:spacing w:line="360" w:lineRule="auto"/>
+        <w:ind w:left="0" w:firstLine="709"/>
+        <w:jc w:val="both"/>
+        <w:rPr>
+          <w:sz w:val="28"/>
+        </w:rPr>
+      </w:pPr>
+      <w:r>
+        <w:rPr>
+          <w:sz w:val="28"/>
+        </w:rPr>
+        <w:t xml:space="preserve">разработать </w:t>
+      </w:r>
+      <w:r>
+        <w:rPr>
+          <w:sz w:val="28"/>
+          <w:lang w:val="en-US"/>
+        </w:rPr>
+        <w:t>API</w:t>
+      </w:r>
+      <w:r>
+        <w:rPr>
+          <w:sz w:val="28"/>
+        </w:rPr>
+        <w:t xml:space="preserve"> для некоторых функций приложения,</w:t>
       </w:r>
     </w:p>
     <w:p>
@@ -2541,30 +2540,23 @@
         <w:pStyle w:val="aa"/>
         <w:numPr>
           <w:ilvl w:val="0"/>
-          <w:numId w:val="10"/>
+          <w:numId w:val="11"/>
         </w:numPr>
-        <w:spacing w:line="360" w:lineRule="auto"/>
-        <w:rPr>
-          <w:rStyle w:val="apple-tab-span"/>
-          <w:sz w:val="28"/>
-          <w:szCs w:val="28"/>
-        </w:rPr>
-      </w:pPr>
-      <w:r>
-        <w:rPr>
-          <w:rStyle w:val="apple-tab-span"/>
-          <w:sz w:val="28"/>
-          <w:szCs w:val="28"/>
-        </w:rPr>
-        <w:t>реализовать разграничен</w:t>
-      </w:r>
-      <w:r>
-        <w:rPr>
-          <w:rStyle w:val="apple-tab-span"/>
-          <w:sz w:val="28"/>
-          <w:szCs w:val="28"/>
-        </w:rPr>
-        <w:t>ие прав доступа пользователей,</w:t>
+        <w:tabs>
+          <w:tab w:val="left" w:pos="993"/>
+        </w:tabs>
+        <w:spacing w:line="360" w:lineRule="auto"/>
+        <w:ind w:left="0" w:firstLine="709"/>
+        <w:jc w:val="both"/>
+        <w:rPr>
+          <w:sz w:val="28"/>
+        </w:rPr>
+      </w:pPr>
+      <w:r>
+        <w:rPr>
+          <w:sz w:val="28"/>
+        </w:rPr>
+        <w:t>реализовать разграничение прав доступа пользователей,</w:t>
       </w:r>
     </w:p>
     <w:p>
@@ -2572,30 +2564,35 @@
         <w:pStyle w:val="aa"/>
         <w:numPr>
           <w:ilvl w:val="0"/>
-          <w:numId w:val="10"/>
+          <w:numId w:val="11"/>
         </w:numPr>
-        <w:spacing w:line="360" w:lineRule="auto"/>
-        <w:rPr>
-          <w:rStyle w:val="apple-tab-span"/>
-          <w:sz w:val="28"/>
-          <w:szCs w:val="28"/>
-        </w:rPr>
-      </w:pPr>
-      <w:r>
-        <w:rPr>
-          <w:rStyle w:val="apple-tab-span"/>
-          <w:sz w:val="28"/>
-          <w:szCs w:val="28"/>
-        </w:rPr>
-        <w:t>разработа</w:t>
-      </w:r>
-      <w:r>
-        <w:rPr>
-          <w:rStyle w:val="apple-tab-span"/>
-          <w:sz w:val="28"/>
-          <w:szCs w:val="28"/>
-        </w:rPr>
-        <w:t>ть интерфейс веб-приложения,</w:t>
+        <w:tabs>
+          <w:tab w:val="left" w:pos="993"/>
+        </w:tabs>
+        <w:spacing w:line="360" w:lineRule="auto"/>
+        <w:ind w:left="0" w:firstLine="709"/>
+        <w:jc w:val="both"/>
+        <w:rPr>
+          <w:sz w:val="28"/>
+        </w:rPr>
+      </w:pPr>
+      <w:r>
+        <w:rPr>
+          <w:sz w:val="28"/>
+        </w:rPr>
+        <w:t xml:space="preserve">разработать интерфейс </w:t>
+      </w:r>
+      <w:r>
+        <w:rPr>
+          <w:sz w:val="28"/>
+        </w:rPr>
+        <w:t>веб-сайта</w:t>
+      </w:r>
+      <w:r>
+        <w:rPr>
+          <w:sz w:val="28"/>
+        </w:rPr>
+        <w:t>,</w:t>
       </w:r>
     </w:p>
     <w:p>
@@ -2603,38 +2600,35 @@
         <w:pStyle w:val="aa"/>
         <w:numPr>
           <w:ilvl w:val="0"/>
-          <w:numId w:val="10"/>
+          <w:numId w:val="11"/>
         </w:numPr>
-        <w:spacing w:line="360" w:lineRule="auto"/>
-        <w:rPr>
-          <w:rStyle w:val="apple-tab-span"/>
-          <w:sz w:val="28"/>
-          <w:szCs w:val="28"/>
-        </w:rPr>
-      </w:pPr>
-      <w:r>
-        <w:rPr>
-          <w:rStyle w:val="apple-tab-span"/>
-          <w:sz w:val="28"/>
-          <w:szCs w:val="28"/>
-        </w:rPr>
-        <w:t xml:space="preserve">реализовать работу </w:t>
-      </w:r>
-      <w:r>
-        <w:rPr>
-          <w:rStyle w:val="apple-tab-span"/>
-          <w:sz w:val="28"/>
-          <w:szCs w:val="28"/>
-        </w:rPr>
-        <w:t>веб-приложения с сервером БД,</w:t>
-      </w:r>
-      <w:r>
-        <w:rPr>
-          <w:rStyle w:val="apple-tab-span"/>
-          <w:sz w:val="28"/>
-          <w:szCs w:val="28"/>
-        </w:rPr>
-        <w:t xml:space="preserve"> </w:t>
+        <w:tabs>
+          <w:tab w:val="left" w:pos="993"/>
+        </w:tabs>
+        <w:spacing w:line="360" w:lineRule="auto"/>
+        <w:ind w:left="0" w:firstLine="709"/>
+        <w:jc w:val="both"/>
+        <w:rPr>
+          <w:sz w:val="28"/>
+        </w:rPr>
+      </w:pPr>
+      <w:r>
+        <w:rPr>
+          <w:sz w:val="28"/>
+        </w:rPr>
+        <w:t xml:space="preserve">разработать </w:t>
+      </w:r>
+      <w:r>
+        <w:rPr>
+          <w:sz w:val="28"/>
+        </w:rPr>
+        <w:t>веб-сайт</w:t>
+      </w:r>
+      <w:r>
+        <w:rPr>
+          <w:sz w:val="28"/>
+        </w:rPr>
+        <w:t>,</w:t>
       </w:r>
     </w:p>
     <w:p>
@@ -2642,39 +2636,36 @@
         <w:pStyle w:val="aa"/>
         <w:numPr>
           <w:ilvl w:val="0"/>
-          <w:numId w:val="10"/>
+          <w:numId w:val="11"/>
         </w:numPr>
-        <w:spacing w:line="360" w:lineRule="auto"/>
-        <w:rPr>
-          <w:rStyle w:val="apple-tab-span"/>
-          <w:sz w:val="28"/>
-          <w:szCs w:val="28"/>
-        </w:rPr>
-      </w:pPr>
-      <w:r>
-        <w:rPr>
-          <w:rStyle w:val="apple-tab-span"/>
-          <w:sz w:val="28"/>
-          <w:szCs w:val="28"/>
-        </w:rPr>
-        <w:lastRenderedPageBreak/>
-        <w:t>выполнить структурное те</w:t>
-      </w:r>
-      <w:r>
-        <w:rPr>
-          <w:rStyle w:val="apple-tab-span"/>
-          <w:sz w:val="28"/>
-          <w:szCs w:val="28"/>
-        </w:rPr>
-        <w:t>стирование ПО,</w:t>
-      </w:r>
-      <w:r>
-        <w:rPr>
-          <w:rStyle w:val="apple-tab-span"/>
-          <w:sz w:val="28"/>
-          <w:szCs w:val="28"/>
-        </w:rPr>
-        <w:t xml:space="preserve"> </w:t>
+        <w:tabs>
+          <w:tab w:val="left" w:pos="993"/>
+        </w:tabs>
+        <w:spacing w:line="360" w:lineRule="auto"/>
+        <w:ind w:left="0" w:firstLine="709"/>
+        <w:jc w:val="both"/>
+        <w:rPr>
+          <w:sz w:val="28"/>
+        </w:rPr>
+      </w:pPr>
+      <w:r>
+        <w:rPr>
+          <w:sz w:val="28"/>
+        </w:rPr>
+        <w:t xml:space="preserve">реализовать экспорт данных в виде файлов </w:t>
+      </w:r>
+      <w:r>
+        <w:rPr>
+          <w:sz w:val="28"/>
+          <w:lang w:val="en-US"/>
+        </w:rPr>
+        <w:t>Excel</w:t>
+      </w:r>
+      <w:r>
+        <w:rPr>
+          <w:sz w:val="28"/>
+        </w:rPr>
+        <w:t>,</w:t>
       </w:r>
     </w:p>
     <w:p>
@@ -2682,38 +2673,49 @@
         <w:pStyle w:val="aa"/>
         <w:numPr>
           <w:ilvl w:val="0"/>
-          <w:numId w:val="10"/>
+          <w:numId w:val="11"/>
         </w:numPr>
-        <w:spacing w:line="360" w:lineRule="auto"/>
-        <w:rPr>
-          <w:rStyle w:val="apple-tab-span"/>
-          <w:sz w:val="28"/>
-          <w:szCs w:val="28"/>
-        </w:rPr>
-      </w:pPr>
-      <w:r>
-        <w:rPr>
-          <w:rStyle w:val="apple-tab-span"/>
-          <w:sz w:val="28"/>
-          <w:szCs w:val="28"/>
-        </w:rPr>
-        <w:t>выполнить фу</w:t>
-      </w:r>
-      <w:r>
-        <w:rPr>
-          <w:rStyle w:val="apple-tab-span"/>
-          <w:sz w:val="28"/>
-          <w:szCs w:val="28"/>
-        </w:rPr>
-        <w:t>нкциональное тестирование ПО,</w:t>
-      </w:r>
-      <w:r>
-        <w:rPr>
-          <w:rStyle w:val="apple-tab-span"/>
-          <w:sz w:val="28"/>
-          <w:szCs w:val="28"/>
+        <w:tabs>
+          <w:tab w:val="left" w:pos="993"/>
+        </w:tabs>
+        <w:spacing w:line="360" w:lineRule="auto"/>
+        <w:ind w:left="0" w:firstLine="709"/>
+        <w:jc w:val="both"/>
+        <w:rPr>
+          <w:sz w:val="28"/>
+        </w:rPr>
+      </w:pPr>
+      <w:r>
+        <w:rPr>
+          <w:sz w:val="28"/>
+        </w:rPr>
+        <w:t xml:space="preserve">реализовать работу приложения с сервером БД при помощи </w:t>
+      </w:r>
+      <w:r>
+        <w:rPr>
+          <w:sz w:val="28"/>
+          <w:lang w:val="en-US"/>
+        </w:rPr>
+        <w:t>REST</w:t>
+      </w:r>
+      <w:r>
+        <w:rPr>
+          <w:sz w:val="28"/>
         </w:rPr>
         <w:t xml:space="preserve"> </w:t>
+      </w:r>
+      <w:r>
+        <w:rPr>
+          <w:sz w:val="28"/>
+          <w:lang w:val="en-US"/>
+        </w:rPr>
+        <w:t>API</w:t>
+      </w:r>
+      <w:r>
+        <w:rPr>
+          <w:sz w:val="28"/>
+        </w:rPr>
+        <w:t>,</w:t>
       </w:r>
     </w:p>
     <w:p>
@@ -2721,54 +2723,139 @@
         <w:pStyle w:val="aa"/>
         <w:numPr>
           <w:ilvl w:val="0"/>
-          <w:numId w:val="10"/>
+          <w:numId w:val="11"/>
         </w:numPr>
-        <w:spacing w:line="360" w:lineRule="auto"/>
-        <w:rPr>
-          <w:rStyle w:val="apple-tab-span"/>
-          <w:sz w:val="28"/>
-          <w:szCs w:val="28"/>
-        </w:rPr>
-      </w:pPr>
-      <w:r>
-        <w:rPr>
-          <w:rStyle w:val="apple-tab-span"/>
-          <w:sz w:val="28"/>
-          <w:szCs w:val="28"/>
+        <w:tabs>
+          <w:tab w:val="left" w:pos="993"/>
+        </w:tabs>
+        <w:spacing w:line="360" w:lineRule="auto"/>
+        <w:ind w:left="0" w:firstLine="709"/>
+        <w:jc w:val="both"/>
+        <w:rPr>
+          <w:sz w:val="28"/>
+        </w:rPr>
+      </w:pPr>
+      <w:r>
+        <w:rPr>
+          <w:sz w:val="28"/>
+          <w:szCs w:val="28"/>
+        </w:rPr>
+        <w:t>выполнить структурное тестирование ПО,</w:t>
+      </w:r>
+    </w:p>
+    <w:p>
+      <w:pPr>
+        <w:pStyle w:val="aa"/>
+        <w:numPr>
+          <w:ilvl w:val="0"/>
+          <w:numId w:val="11"/>
+        </w:numPr>
+        <w:tabs>
+          <w:tab w:val="left" w:pos="993"/>
+        </w:tabs>
+        <w:spacing w:line="360" w:lineRule="auto"/>
+        <w:ind w:left="0" w:firstLine="709"/>
+        <w:jc w:val="both"/>
+        <w:rPr>
+          <w:sz w:val="28"/>
+        </w:rPr>
+      </w:pPr>
+      <w:r>
+        <w:rPr>
+          <w:sz w:val="28"/>
+          <w:szCs w:val="28"/>
+        </w:rPr>
+        <w:t>выполнить функциональное тестирование ПО,</w:t>
+      </w:r>
+    </w:p>
+    <w:p>
+      <w:pPr>
+        <w:pStyle w:val="aa"/>
+        <w:numPr>
+          <w:ilvl w:val="0"/>
+          <w:numId w:val="11"/>
+        </w:numPr>
+        <w:tabs>
+          <w:tab w:val="left" w:pos="993"/>
+        </w:tabs>
+        <w:spacing w:line="360" w:lineRule="auto"/>
+        <w:ind w:left="0" w:firstLine="709"/>
+        <w:jc w:val="both"/>
+        <w:rPr>
+          <w:sz w:val="28"/>
+        </w:rPr>
+      </w:pPr>
+      <w:r>
+        <w:rPr>
+          <w:sz w:val="28"/>
         </w:rPr>
         <w:t>разработать программную и эксплуатационную документацию.</w:t>
       </w:r>
     </w:p>
     <w:p>
       <w:pPr>
-        <w:spacing w:line="360" w:lineRule="auto"/>
-        <w:jc w:val="both"/>
-        <w:rPr>
-          <w:rStyle w:val="apple-tab-span"/>
-          <w:sz w:val="28"/>
-          <w:szCs w:val="28"/>
-        </w:rPr>
-      </w:pPr>
-      <w:r>
-        <w:rPr>
-          <w:sz w:val="28"/>
-        </w:rPr>
-        <w:t xml:space="preserve">В результате </w:t>
-      </w:r>
-      <w:r>
-        <w:rPr>
-          <w:rStyle w:val="apple-tab-span"/>
-          <w:sz w:val="28"/>
-          <w:szCs w:val="28"/>
-        </w:rPr>
-        <w:t>выполнения поставленных задач будет разработано веб-приложение, обеспечивающее эффективное управление заявками на бухгалтерские услуги и автоматизацию обработки обращений клиентов.</w:t>
-      </w:r>
-    </w:p>
-    <w:p>
-      <w:pPr>
-        <w:jc w:val="both"/>
-        <w:rPr>
-          <w:sz w:val="28"/>
+        <w:tabs>
+          <w:tab w:val="left" w:pos="993"/>
+        </w:tabs>
+        <w:spacing w:line="360" w:lineRule="auto"/>
+        <w:jc w:val="both"/>
+        <w:rPr>
+          <w:sz w:val="28"/>
+        </w:rPr>
+      </w:pPr>
+      <w:r>
+        <w:rPr>
+          <w:sz w:val="28"/>
+        </w:rPr>
+        <w:t>В результате выполнения поставленных</w:t>
+      </w:r>
+      <w:r>
+        <w:rPr>
+          <w:sz w:val="28"/>
+        </w:rPr>
+        <w:t xml:space="preserve"> задач будет разработан веб-сайт, который</w:t>
+      </w:r>
+      <w:r>
+        <w:rPr>
+          <w:sz w:val="28"/>
+        </w:rPr>
+        <w:t xml:space="preserve"> обеспечит эффективное управление </w:t>
+      </w:r>
+      <w:r>
+        <w:rPr>
+          <w:sz w:val="28"/>
+        </w:rPr>
+        <w:t>услугами</w:t>
+      </w:r>
+      <w:r>
+        <w:rPr>
+          <w:sz w:val="28"/>
+        </w:rPr>
+        <w:t>.</w:t>
+      </w:r>
+    </w:p>
+    <w:p>
+      <w:pPr>
+        <w:pStyle w:val="aa"/>
+        <w:tabs>
+          <w:tab w:val="left" w:pos="993"/>
+        </w:tabs>
+        <w:spacing w:line="360" w:lineRule="auto"/>
+        <w:ind w:left="709"/>
+        <w:jc w:val="both"/>
+        <w:rPr>
+          <w:sz w:val="28"/>
+        </w:rPr>
+      </w:pPr>
+    </w:p>
+    <w:p>
+      <w:pPr>
+        <w:spacing w:line="360" w:lineRule="auto"/>
+        <w:ind w:firstLine="709"/>
+        <w:jc w:val="both"/>
+        <w:rPr>
+          <w:sz w:val="28"/>
+          <w:szCs w:val="28"/>
         </w:rPr>
       </w:pPr>
     </w:p>
@@ -2797,7 +2884,6 @@
           <w:b/>
           <w:sz w:val="32"/>
         </w:rPr>
-        <w:lastRenderedPageBreak/>
         <w:t>1</w:t>
       </w:r>
       <w:r>
@@ -2884,7 +2970,14 @@
           <w:sz w:val="28"/>
           <w:szCs w:val="28"/>
         </w:rPr>
-        <w:t xml:space="preserve">Подсистема </w:t>
+        <w:t>Веб-сайт</w:t>
+      </w:r>
+      <w:r>
+        <w:rPr>
+          <w:sz w:val="28"/>
+          <w:szCs w:val="28"/>
+        </w:rPr>
+        <w:t xml:space="preserve"> </w:t>
       </w:r>
       <w:r>
         <w:rPr>
@@ -2916,7 +3009,14 @@
           <w:sz w:val="28"/>
           <w:szCs w:val="28"/>
         </w:rPr>
-        <w:t xml:space="preserve"> предназначена для автоматизации и упрощения процесса регистрации, обработки и учёта заявок </w:t>
+        <w:t xml:space="preserve"> предназначен</w:t>
+      </w:r>
+      <w:r>
+        <w:rPr>
+          <w:sz w:val="28"/>
+          <w:szCs w:val="28"/>
+        </w:rPr>
+        <w:t xml:space="preserve"> для автоматизации и упрощения процесса регистрации, обработки и учёта заявок </w:t>
       </w:r>
       <w:r>
         <w:rPr>
@@ -3050,7 +3150,7 @@
           <w:sz w:val="28"/>
           <w:szCs w:val="28"/>
         </w:rPr>
-        <w:t>веб-приложение</w:t>
+        <w:t>веб-</w:t>
       </w:r>
       <w:r>
         <w:rPr>
@@ -3059,7 +3159,7 @@
           <w:sz w:val="28"/>
           <w:szCs w:val="28"/>
         </w:rPr>
-        <w:t>, котор</w:t>
+        <w:t>сайт</w:t>
       </w:r>
       <w:r>
         <w:rPr>
@@ -3068,7 +3168,7 @@
           <w:sz w:val="28"/>
           <w:szCs w:val="28"/>
         </w:rPr>
-        <w:t>ое</w:t>
+        <w:t>, котор</w:t>
       </w:r>
       <w:r>
         <w:rPr>
@@ -3077,31 +3177,31 @@
           <w:sz w:val="28"/>
           <w:szCs w:val="28"/>
         </w:rPr>
-        <w:t xml:space="preserve"> предоставит доступ к следующей функциональности:</w:t>
-      </w:r>
-    </w:p>
-    <w:p>
-      <w:pPr>
-        <w:pStyle w:val="HTML0"/>
-        <w:spacing w:line="360" w:lineRule="auto"/>
-        <w:ind w:firstLine="709"/>
-        <w:jc w:val="both"/>
+        <w:t>ый</w:t>
+      </w:r>
+      <w:r>
         <w:rPr>
           <w:rStyle w:val="HTML"/>
           <w:rFonts w:ascii="Times New Roman" w:eastAsia="Andale Mono" w:hAnsi="Times New Roman" w:cs="Times New Roman"/>
           <w:sz w:val="28"/>
           <w:szCs w:val="28"/>
         </w:rPr>
-      </w:pPr>
-      <w:r>
+        <w:t xml:space="preserve"> предоставит доступ к следующей функциональности:</w:t>
+      </w:r>
+    </w:p>
+    <w:p>
+      <w:pPr>
+        <w:pStyle w:val="HTML0"/>
+        <w:spacing w:line="360" w:lineRule="auto"/>
+        <w:ind w:firstLine="709"/>
+        <w:jc w:val="both"/>
         <w:rPr>
           <w:rStyle w:val="HTML"/>
           <w:rFonts w:ascii="Times New Roman" w:eastAsia="Andale Mono" w:hAnsi="Times New Roman" w:cs="Times New Roman"/>
           <w:sz w:val="28"/>
           <w:szCs w:val="28"/>
         </w:rPr>
-        <w:t>- авторизация</w:t>
-      </w:r>
+      </w:pPr>
       <w:r>
         <w:rPr>
           <w:rStyle w:val="HTML"/>
@@ -3109,54 +3209,54 @@
           <w:sz w:val="28"/>
           <w:szCs w:val="28"/>
         </w:rPr>
-        <w:t xml:space="preserve"> пользователей,</w:t>
-      </w:r>
-    </w:p>
-    <w:p>
-      <w:pPr>
-        <w:pStyle w:val="HTML0"/>
-        <w:spacing w:line="360" w:lineRule="auto"/>
-        <w:ind w:firstLine="709"/>
-        <w:jc w:val="both"/>
+        <w:t>- авторизация</w:t>
+      </w:r>
+      <w:r>
         <w:rPr>
           <w:rStyle w:val="HTML"/>
           <w:rFonts w:ascii="Times New Roman" w:eastAsia="Andale Mono" w:hAnsi="Times New Roman" w:cs="Times New Roman"/>
           <w:sz w:val="28"/>
           <w:szCs w:val="28"/>
         </w:rPr>
-      </w:pPr>
-      <w:r>
+        <w:t xml:space="preserve"> пользователей,</w:t>
+      </w:r>
+    </w:p>
+    <w:p>
+      <w:pPr>
+        <w:pStyle w:val="HTML0"/>
+        <w:spacing w:line="360" w:lineRule="auto"/>
+        <w:ind w:firstLine="709"/>
+        <w:jc w:val="both"/>
         <w:rPr>
           <w:rStyle w:val="HTML"/>
           <w:rFonts w:ascii="Times New Roman" w:eastAsia="Andale Mono" w:hAnsi="Times New Roman" w:cs="Times New Roman"/>
           <w:sz w:val="28"/>
           <w:szCs w:val="28"/>
         </w:rPr>
-        <w:t>- добавление и редактирование заявок на бухгалтерские услуги,</w:t>
-      </w:r>
-    </w:p>
-    <w:p>
-      <w:pPr>
-        <w:pStyle w:val="HTML0"/>
-        <w:spacing w:line="360" w:lineRule="auto"/>
-        <w:ind w:firstLine="709"/>
-        <w:jc w:val="both"/>
+      </w:pPr>
+      <w:r>
         <w:rPr>
           <w:rStyle w:val="HTML"/>
           <w:rFonts w:ascii="Times New Roman" w:eastAsia="Andale Mono" w:hAnsi="Times New Roman" w:cs="Times New Roman"/>
           <w:sz w:val="28"/>
           <w:szCs w:val="28"/>
         </w:rPr>
-      </w:pPr>
-      <w:r>
+        <w:t>- добавление и редактирование заявок на бухгалтерские услуги,</w:t>
+      </w:r>
+    </w:p>
+    <w:p>
+      <w:pPr>
+        <w:pStyle w:val="HTML0"/>
+        <w:spacing w:line="360" w:lineRule="auto"/>
+        <w:ind w:firstLine="709"/>
+        <w:jc w:val="both"/>
         <w:rPr>
           <w:rStyle w:val="HTML"/>
           <w:rFonts w:ascii="Times New Roman" w:eastAsia="Andale Mono" w:hAnsi="Times New Roman" w:cs="Times New Roman"/>
           <w:sz w:val="28"/>
           <w:szCs w:val="28"/>
         </w:rPr>
-        <w:t>- просмотр</w:t>
-      </w:r>
+      </w:pPr>
       <w:r>
         <w:rPr>
           <w:rStyle w:val="HTML"/>
@@ -3164,407 +3264,387 @@
           <w:sz w:val="28"/>
           <w:szCs w:val="28"/>
         </w:rPr>
-        <w:t xml:space="preserve"> информации о заказах,</w:t>
-      </w:r>
-    </w:p>
-    <w:p>
-      <w:pPr>
-        <w:pStyle w:val="HTML0"/>
-        <w:spacing w:line="360" w:lineRule="auto"/>
-        <w:ind w:firstLine="709"/>
-        <w:jc w:val="both"/>
+        <w:t>- просмотр</w:t>
+      </w:r>
+      <w:r>
         <w:rPr>
           <w:rStyle w:val="HTML"/>
           <w:rFonts w:ascii="Times New Roman" w:eastAsia="Andale Mono" w:hAnsi="Times New Roman" w:cs="Times New Roman"/>
           <w:sz w:val="28"/>
           <w:szCs w:val="28"/>
         </w:rPr>
-      </w:pPr>
-      <w:r>
+        <w:t xml:space="preserve"> информации о заказах,</w:t>
+      </w:r>
+    </w:p>
+    <w:p>
+      <w:pPr>
+        <w:pStyle w:val="HTML0"/>
+        <w:spacing w:line="360" w:lineRule="auto"/>
+        <w:ind w:firstLine="709"/>
+        <w:jc w:val="both"/>
         <w:rPr>
           <w:rStyle w:val="HTML"/>
           <w:rFonts w:ascii="Times New Roman" w:eastAsia="Andale Mono" w:hAnsi="Times New Roman" w:cs="Times New Roman"/>
           <w:sz w:val="28"/>
           <w:szCs w:val="28"/>
         </w:rPr>
+      </w:pPr>
+      <w:r>
+        <w:rPr>
+          <w:rStyle w:val="HTML"/>
+          <w:rFonts w:ascii="Times New Roman" w:eastAsia="Andale Mono" w:hAnsi="Times New Roman" w:cs="Times New Roman"/>
+          <w:sz w:val="28"/>
+          <w:szCs w:val="28"/>
+        </w:rPr>
+        <w:t>- формирование</w:t>
+      </w:r>
+      <w:r>
+        <w:rPr>
+          <w:rStyle w:val="HTML"/>
+          <w:rFonts w:ascii="Times New Roman" w:eastAsia="Andale Mono" w:hAnsi="Times New Roman" w:cs="Times New Roman"/>
+          <w:sz w:val="28"/>
+          <w:szCs w:val="28"/>
+        </w:rPr>
+        <w:t xml:space="preserve"> отчётов по выполненным и текущим заявкам.</w:t>
+      </w:r>
+    </w:p>
+    <w:p>
+      <w:pPr>
+        <w:pStyle w:val="HTML0"/>
+        <w:spacing w:line="360" w:lineRule="auto"/>
+        <w:ind w:firstLine="709"/>
+        <w:jc w:val="both"/>
+        <w:rPr>
+          <w:rStyle w:val="HTML"/>
+          <w:rFonts w:ascii="Times New Roman" w:eastAsia="Andale Mono" w:hAnsi="Times New Roman" w:cs="Times New Roman"/>
+          <w:sz w:val="28"/>
+          <w:szCs w:val="28"/>
+        </w:rPr>
+      </w:pPr>
+      <w:r>
+        <w:rPr>
+          <w:rStyle w:val="HTML"/>
+          <w:rFonts w:ascii="Times New Roman" w:eastAsia="Andale Mono" w:hAnsi="Times New Roman" w:cs="Times New Roman"/>
+          <w:sz w:val="28"/>
+          <w:szCs w:val="28"/>
+        </w:rPr>
+        <w:t xml:space="preserve">У </w:t>
+      </w:r>
+      <w:r>
+        <w:rPr>
+          <w:rStyle w:val="HTML"/>
+          <w:rFonts w:ascii="Times New Roman" w:eastAsia="Andale Mono" w:hAnsi="Times New Roman" w:cs="Times New Roman"/>
+          <w:sz w:val="28"/>
+          <w:szCs w:val="28"/>
+        </w:rPr>
+        <w:t>веб-</w:t>
+      </w:r>
+      <w:r>
+        <w:rPr>
+          <w:rStyle w:val="HTML"/>
+          <w:rFonts w:ascii="Times New Roman" w:eastAsia="Andale Mono" w:hAnsi="Times New Roman" w:cs="Times New Roman"/>
+          <w:sz w:val="28"/>
+          <w:szCs w:val="28"/>
+        </w:rPr>
+        <w:t>сайта</w:t>
+      </w:r>
+      <w:r>
+        <w:rPr>
+          <w:rStyle w:val="HTML"/>
+          <w:rFonts w:ascii="Times New Roman" w:eastAsia="Andale Mono" w:hAnsi="Times New Roman" w:cs="Times New Roman"/>
+          <w:sz w:val="28"/>
+          <w:szCs w:val="28"/>
+        </w:rPr>
+        <w:t xml:space="preserve"> будут следующие эксплуатационные требования</w:t>
+      </w:r>
+      <w:r>
+        <w:rPr>
+          <w:rStyle w:val="HTML"/>
+          <w:rFonts w:ascii="Times New Roman" w:eastAsia="Andale Mono" w:hAnsi="Times New Roman" w:cs="Times New Roman"/>
+          <w:sz w:val="28"/>
+          <w:szCs w:val="28"/>
+        </w:rPr>
+        <w:t>:</w:t>
+      </w:r>
+    </w:p>
+    <w:p>
+      <w:pPr>
+        <w:pStyle w:val="HTML0"/>
+        <w:spacing w:line="360" w:lineRule="auto"/>
+        <w:ind w:firstLine="709"/>
+        <w:jc w:val="both"/>
+        <w:rPr>
+          <w:rStyle w:val="HTML"/>
+          <w:rFonts w:ascii="Times New Roman" w:eastAsia="Andale Mono" w:hAnsi="Times New Roman" w:cs="Times New Roman"/>
+          <w:sz w:val="28"/>
+          <w:szCs w:val="28"/>
+        </w:rPr>
+      </w:pPr>
+      <w:r>
+        <w:rPr>
+          <w:rStyle w:val="HTML"/>
+          <w:rFonts w:ascii="Times New Roman" w:eastAsia="Andale Mono" w:hAnsi="Times New Roman" w:cs="Times New Roman"/>
+          <w:sz w:val="28"/>
+          <w:szCs w:val="28"/>
+        </w:rPr>
         <w:t xml:space="preserve">- </w:t>
+      </w:r>
+      <w:r>
+        <w:rPr>
+          <w:rStyle w:val="HTML"/>
+          <w:rFonts w:ascii="Times New Roman" w:eastAsia="Andale Mono" w:hAnsi="Times New Roman" w:cs="Times New Roman"/>
+          <w:sz w:val="28"/>
+          <w:szCs w:val="28"/>
+        </w:rPr>
+        <w:t>интерфейс должен быть интуитивно понятным</w:t>
+      </w:r>
+      <w:r>
+        <w:rPr>
+          <w:rStyle w:val="HTML"/>
+          <w:rFonts w:ascii="Times New Roman" w:eastAsia="Andale Mono" w:hAnsi="Times New Roman" w:cs="Times New Roman"/>
+          <w:sz w:val="28"/>
+          <w:szCs w:val="28"/>
+        </w:rPr>
+        <w:t>,</w:t>
+      </w:r>
+    </w:p>
+    <w:p>
+      <w:pPr>
+        <w:pStyle w:val="HTML0"/>
+        <w:spacing w:line="360" w:lineRule="auto"/>
+        <w:ind w:firstLine="709"/>
+        <w:jc w:val="both"/>
+        <w:rPr>
+          <w:rStyle w:val="HTML"/>
+          <w:rFonts w:ascii="Times New Roman" w:eastAsia="Andale Mono" w:hAnsi="Times New Roman" w:cs="Times New Roman"/>
+          <w:sz w:val="28"/>
+          <w:szCs w:val="28"/>
+        </w:rPr>
+      </w:pPr>
+      <w:r>
+        <w:rPr>
+          <w:rStyle w:val="HTML"/>
+          <w:rFonts w:ascii="Times New Roman" w:eastAsia="Andale Mono" w:hAnsi="Times New Roman" w:cs="Times New Roman"/>
+          <w:sz w:val="28"/>
+          <w:szCs w:val="28"/>
+        </w:rPr>
+        <w:t>- обязательная авторизация и разграничение прав доступа</w:t>
+      </w:r>
+      <w:r>
+        <w:rPr>
+          <w:rStyle w:val="HTML"/>
+          <w:rFonts w:ascii="Times New Roman" w:eastAsia="Andale Mono" w:hAnsi="Times New Roman" w:cs="Times New Roman"/>
+          <w:sz w:val="28"/>
+          <w:szCs w:val="28"/>
+        </w:rPr>
+        <w:t>,</w:t>
+      </w:r>
+    </w:p>
+    <w:p>
+      <w:pPr>
+        <w:pStyle w:val="HTML0"/>
+        <w:spacing w:line="360" w:lineRule="auto"/>
+        <w:ind w:firstLine="709"/>
+        <w:jc w:val="both"/>
+        <w:rPr>
+          <w:rStyle w:val="HTML"/>
+          <w:rFonts w:ascii="Times New Roman" w:eastAsia="Andale Mono" w:hAnsi="Times New Roman" w:cs="Times New Roman"/>
+          <w:sz w:val="28"/>
+          <w:szCs w:val="28"/>
+        </w:rPr>
+      </w:pPr>
+      <w:r>
+        <w:rPr>
+          <w:rStyle w:val="HTML"/>
+          <w:rFonts w:ascii="Times New Roman" w:eastAsia="Andale Mono" w:hAnsi="Times New Roman" w:cs="Times New Roman"/>
+          <w:sz w:val="28"/>
+          <w:szCs w:val="28"/>
+        </w:rPr>
+        <w:t>- устойчивость к сбоям и сохранение данных при ошибках сети</w:t>
+      </w:r>
+      <w:r>
+        <w:rPr>
+          <w:rStyle w:val="HTML"/>
+          <w:rFonts w:ascii="Times New Roman" w:eastAsia="Andale Mono" w:hAnsi="Times New Roman" w:cs="Times New Roman"/>
+          <w:sz w:val="28"/>
+          <w:szCs w:val="28"/>
+        </w:rPr>
+        <w:t>,</w:t>
+      </w:r>
+    </w:p>
+    <w:p>
+      <w:pPr>
+        <w:pStyle w:val="HTML0"/>
+        <w:spacing w:line="360" w:lineRule="auto"/>
+        <w:ind w:firstLine="709"/>
+        <w:jc w:val="both"/>
+        <w:rPr>
+          <w:rStyle w:val="HTML"/>
+          <w:rFonts w:ascii="Times New Roman" w:eastAsia="Andale Mono" w:hAnsi="Times New Roman" w:cs="Times New Roman"/>
+          <w:sz w:val="28"/>
+          <w:szCs w:val="28"/>
+        </w:rPr>
+      </w:pPr>
+      <w:r>
+        <w:rPr>
+          <w:rStyle w:val="HTML"/>
+          <w:rFonts w:ascii="Times New Roman" w:eastAsia="Andale Mono" w:hAnsi="Times New Roman" w:cs="Times New Roman"/>
+          <w:sz w:val="28"/>
+          <w:szCs w:val="28"/>
+        </w:rPr>
+        <w:t>- время отклика не должно превышать 2 секунды при стандартной нагрузке</w:t>
+      </w:r>
+    </w:p>
+    <w:p>
+      <w:pPr>
+        <w:pStyle w:val="HTML0"/>
+        <w:spacing w:line="360" w:lineRule="auto"/>
+        <w:ind w:firstLine="709"/>
+        <w:jc w:val="both"/>
+        <w:rPr>
+          <w:rStyle w:val="HTML"/>
+          <w:rFonts w:ascii="Times New Roman" w:eastAsia="Andale Mono" w:hAnsi="Times New Roman" w:cs="Times New Roman"/>
+          <w:sz w:val="28"/>
+          <w:szCs w:val="28"/>
+        </w:rPr>
+      </w:pPr>
+      <w:r>
+        <w:rPr>
+          <w:rStyle w:val="HTML"/>
+          <w:rFonts w:ascii="Times New Roman" w:eastAsia="Andale Mono" w:hAnsi="Times New Roman" w:cs="Times New Roman"/>
+          <w:sz w:val="28"/>
+          <w:szCs w:val="28"/>
+        </w:rPr>
+        <w:t xml:space="preserve">Неавторизованный пользователь может просматривать </w:t>
+      </w:r>
+      <w:r>
+        <w:rPr>
+          <w:rStyle w:val="HTML"/>
+          <w:rFonts w:ascii="Times New Roman" w:eastAsia="Andale Mono" w:hAnsi="Times New Roman" w:cs="Times New Roman"/>
+          <w:sz w:val="28"/>
+          <w:szCs w:val="28"/>
+        </w:rPr>
+        <w:t>информацию о бухгалтерских услугах и регистрироваться в системе.</w:t>
+      </w:r>
+    </w:p>
+    <w:p>
+      <w:pPr>
+        <w:pStyle w:val="HTML0"/>
+        <w:spacing w:line="360" w:lineRule="auto"/>
+        <w:ind w:firstLine="709"/>
+        <w:jc w:val="both"/>
+        <w:rPr>
+          <w:rStyle w:val="HTML"/>
+          <w:rFonts w:ascii="Times New Roman" w:eastAsia="Andale Mono" w:hAnsi="Times New Roman" w:cs="Times New Roman"/>
+          <w:sz w:val="28"/>
+          <w:szCs w:val="28"/>
+        </w:rPr>
+      </w:pPr>
+      <w:r>
+        <w:rPr>
+          <w:rStyle w:val="HTML"/>
+          <w:rFonts w:ascii="Times New Roman" w:eastAsia="Andale Mono" w:hAnsi="Times New Roman" w:cs="Times New Roman"/>
+          <w:sz w:val="28"/>
+          <w:szCs w:val="28"/>
+        </w:rPr>
+        <w:t xml:space="preserve">Клиент может создавать и просматривать свои заявки, отслеживать </w:t>
+      </w:r>
+      <w:r>
+        <w:rPr>
+          <w:rStyle w:val="HTML"/>
+          <w:rFonts w:ascii="Times New Roman" w:eastAsia="Andale Mono" w:hAnsi="Times New Roman" w:cs="Times New Roman"/>
+          <w:sz w:val="28"/>
+          <w:szCs w:val="28"/>
+        </w:rPr>
+        <w:t xml:space="preserve">их </w:t>
+      </w:r>
+      <w:r>
+        <w:rPr>
+          <w:rStyle w:val="HTML"/>
+          <w:rFonts w:ascii="Times New Roman" w:eastAsia="Andale Mono" w:hAnsi="Times New Roman" w:cs="Times New Roman"/>
+          <w:sz w:val="28"/>
+          <w:szCs w:val="28"/>
+        </w:rPr>
+        <w:t xml:space="preserve">статусы, редактировать </w:t>
+      </w:r>
+      <w:r>
+        <w:rPr>
+          <w:rStyle w:val="HTML"/>
+          <w:rFonts w:ascii="Times New Roman" w:eastAsia="Andale Mono" w:hAnsi="Times New Roman" w:cs="Times New Roman"/>
+          <w:sz w:val="28"/>
+          <w:szCs w:val="28"/>
+        </w:rPr>
+        <w:t>профиль пользователя, оставлять отзыв об оказанных услугах</w:t>
+      </w:r>
+      <w:r>
+        <w:rPr>
+          <w:rStyle w:val="HTML"/>
+          <w:rFonts w:ascii="Times New Roman" w:eastAsia="Andale Mono" w:hAnsi="Times New Roman" w:cs="Times New Roman"/>
+          <w:sz w:val="28"/>
+          <w:szCs w:val="28"/>
+        </w:rPr>
+        <w:t xml:space="preserve">. </w:t>
+      </w:r>
+    </w:p>
+    <w:p>
+      <w:pPr>
+        <w:pStyle w:val="HTML0"/>
+        <w:spacing w:line="360" w:lineRule="auto"/>
+        <w:ind w:firstLine="709"/>
+        <w:jc w:val="both"/>
+        <w:rPr>
+          <w:rStyle w:val="HTML"/>
+          <w:rFonts w:ascii="Times New Roman" w:eastAsia="Andale Mono" w:hAnsi="Times New Roman" w:cs="Times New Roman"/>
+          <w:sz w:val="28"/>
+          <w:szCs w:val="28"/>
+        </w:rPr>
+      </w:pPr>
+      <w:r>
+        <w:rPr>
+          <w:rStyle w:val="HTML"/>
+          <w:rFonts w:ascii="Times New Roman" w:eastAsia="Andale Mono" w:hAnsi="Times New Roman" w:cs="Times New Roman"/>
+          <w:sz w:val="28"/>
+          <w:szCs w:val="28"/>
+        </w:rPr>
+        <w:t>Администратор имеет п</w:t>
+      </w:r>
+      <w:r>
+        <w:rPr>
+          <w:rStyle w:val="HTML"/>
+          <w:rFonts w:ascii="Times New Roman" w:eastAsia="Andale Mono" w:hAnsi="Times New Roman" w:cs="Times New Roman"/>
+          <w:sz w:val="28"/>
+          <w:szCs w:val="28"/>
+        </w:rPr>
+        <w:t xml:space="preserve">олный доступ к функциональности, включая управление </w:t>
+      </w:r>
+      <w:r>
+        <w:rPr>
+          <w:rStyle w:val="HTML"/>
+          <w:rFonts w:ascii="Times New Roman" w:eastAsia="Andale Mono" w:hAnsi="Times New Roman" w:cs="Times New Roman"/>
+          <w:sz w:val="28"/>
+          <w:szCs w:val="28"/>
+        </w:rPr>
+        <w:t>отчётами, отзывами,</w:t>
+      </w:r>
+      <w:r>
+        <w:rPr>
+          <w:rStyle w:val="HTML"/>
+          <w:rFonts w:ascii="Times New Roman" w:eastAsia="Andale Mono" w:hAnsi="Times New Roman" w:cs="Times New Roman"/>
+          <w:sz w:val="28"/>
+          <w:szCs w:val="28"/>
+        </w:rPr>
+        <w:t xml:space="preserve"> услугами,</w:t>
       </w:r>
       <w:bookmarkStart w:id="0" w:name="_GoBack"/>
       <w:bookmarkEnd w:id="0"/>
-    </w:p>
-    <w:p>
-      <w:pPr>
-        <w:pStyle w:val="HTML0"/>
-        <w:spacing w:line="360" w:lineRule="auto"/>
-        <w:ind w:firstLine="709"/>
-        <w:jc w:val="both"/>
+      <w:r>
         <w:rPr>
           <w:rStyle w:val="HTML"/>
           <w:rFonts w:ascii="Times New Roman" w:eastAsia="Andale Mono" w:hAnsi="Times New Roman" w:cs="Times New Roman"/>
           <w:sz w:val="28"/>
           <w:szCs w:val="28"/>
         </w:rPr>
-      </w:pPr>
-      <w:r>
-        <w:rPr>
-          <w:rStyle w:val="HTML"/>
-          <w:rFonts w:ascii="Times New Roman" w:eastAsia="Andale Mono" w:hAnsi="Times New Roman" w:cs="Times New Roman"/>
-          <w:sz w:val="28"/>
-          <w:szCs w:val="28"/>
-        </w:rPr>
-        <w:t>- формирование</w:t>
-      </w:r>
-      <w:r>
-        <w:rPr>
-          <w:rStyle w:val="HTML"/>
-          <w:rFonts w:ascii="Times New Roman" w:eastAsia="Andale Mono" w:hAnsi="Times New Roman" w:cs="Times New Roman"/>
-          <w:sz w:val="28"/>
-          <w:szCs w:val="28"/>
-        </w:rPr>
-        <w:t xml:space="preserve"> отчётов по выполненным и текущим заявкам.</w:t>
-      </w:r>
-    </w:p>
-    <w:p>
-      <w:pPr>
-        <w:pStyle w:val="HTML0"/>
-        <w:spacing w:line="360" w:lineRule="auto"/>
-        <w:ind w:firstLine="709"/>
-        <w:jc w:val="both"/>
-        <w:rPr>
-          <w:rStyle w:val="HTML"/>
-          <w:rFonts w:ascii="Times New Roman" w:eastAsia="Andale Mono" w:hAnsi="Times New Roman" w:cs="Times New Roman"/>
-          <w:sz w:val="28"/>
-          <w:szCs w:val="28"/>
-        </w:rPr>
-      </w:pPr>
-      <w:r>
-        <w:rPr>
-          <w:rStyle w:val="HTML"/>
-          <w:rFonts w:ascii="Times New Roman" w:eastAsia="Andale Mono" w:hAnsi="Times New Roman" w:cs="Times New Roman"/>
-          <w:sz w:val="28"/>
-          <w:szCs w:val="28"/>
-        </w:rPr>
-        <w:t xml:space="preserve">У </w:t>
-      </w:r>
-      <w:r>
-        <w:rPr>
-          <w:rStyle w:val="HTML"/>
-          <w:rFonts w:ascii="Times New Roman" w:eastAsia="Andale Mono" w:hAnsi="Times New Roman" w:cs="Times New Roman"/>
-          <w:sz w:val="28"/>
-          <w:szCs w:val="28"/>
-        </w:rPr>
-        <w:t>веб-приложения</w:t>
-      </w:r>
-      <w:r>
-        <w:rPr>
-          <w:rStyle w:val="HTML"/>
-          <w:rFonts w:ascii="Times New Roman" w:eastAsia="Andale Mono" w:hAnsi="Times New Roman" w:cs="Times New Roman"/>
-          <w:sz w:val="28"/>
-          <w:szCs w:val="28"/>
-        </w:rPr>
-        <w:t xml:space="preserve"> будут следующие эксплуатационные требования</w:t>
-      </w:r>
-      <w:r>
-        <w:rPr>
-          <w:rStyle w:val="HTML"/>
-          <w:rFonts w:ascii="Times New Roman" w:eastAsia="Andale Mono" w:hAnsi="Times New Roman" w:cs="Times New Roman"/>
-          <w:sz w:val="28"/>
-          <w:szCs w:val="28"/>
-        </w:rPr>
-        <w:t>:</w:t>
-      </w:r>
-    </w:p>
-    <w:p>
-      <w:pPr>
-        <w:pStyle w:val="HTML0"/>
-        <w:spacing w:line="360" w:lineRule="auto"/>
-        <w:ind w:firstLine="709"/>
-        <w:jc w:val="both"/>
-        <w:rPr>
-          <w:rStyle w:val="HTML"/>
-          <w:rFonts w:ascii="Times New Roman" w:eastAsia="Andale Mono" w:hAnsi="Times New Roman" w:cs="Times New Roman"/>
-          <w:sz w:val="28"/>
-          <w:szCs w:val="28"/>
-        </w:rPr>
-      </w:pPr>
-      <w:r>
-        <w:rPr>
-          <w:rStyle w:val="HTML"/>
-          <w:rFonts w:ascii="Times New Roman" w:eastAsia="Andale Mono" w:hAnsi="Times New Roman" w:cs="Times New Roman"/>
-          <w:sz w:val="28"/>
-          <w:szCs w:val="28"/>
-        </w:rPr>
-        <w:t xml:space="preserve">- </w:t>
-      </w:r>
-      <w:r>
-        <w:rPr>
-          <w:rStyle w:val="HTML"/>
-          <w:rFonts w:ascii="Times New Roman" w:eastAsia="Andale Mono" w:hAnsi="Times New Roman" w:cs="Times New Roman"/>
-          <w:sz w:val="28"/>
-          <w:szCs w:val="28"/>
-        </w:rPr>
-        <w:t>интерфейс должен быть интуитивно понятным</w:t>
-      </w:r>
-      <w:r>
-        <w:rPr>
-          <w:rStyle w:val="HTML"/>
-          <w:rFonts w:ascii="Times New Roman" w:eastAsia="Andale Mono" w:hAnsi="Times New Roman" w:cs="Times New Roman"/>
-          <w:sz w:val="28"/>
-          <w:szCs w:val="28"/>
-        </w:rPr>
-        <w:t>,</w:t>
-      </w:r>
-    </w:p>
-    <w:p>
-      <w:pPr>
-        <w:pStyle w:val="HTML0"/>
-        <w:spacing w:line="360" w:lineRule="auto"/>
-        <w:ind w:firstLine="709"/>
-        <w:jc w:val="both"/>
-        <w:rPr>
-          <w:rStyle w:val="HTML"/>
-          <w:rFonts w:ascii="Times New Roman" w:eastAsia="Andale Mono" w:hAnsi="Times New Roman" w:cs="Times New Roman"/>
-          <w:sz w:val="28"/>
-          <w:szCs w:val="28"/>
-        </w:rPr>
-      </w:pPr>
-      <w:r>
-        <w:rPr>
-          <w:rStyle w:val="HTML"/>
-          <w:rFonts w:ascii="Times New Roman" w:eastAsia="Andale Mono" w:hAnsi="Times New Roman" w:cs="Times New Roman"/>
-          <w:sz w:val="28"/>
-          <w:szCs w:val="28"/>
-        </w:rPr>
-        <w:t>- обязательная авторизация и разграничение прав доступа</w:t>
-      </w:r>
-      <w:r>
-        <w:rPr>
-          <w:rStyle w:val="HTML"/>
-          <w:rFonts w:ascii="Times New Roman" w:eastAsia="Andale Mono" w:hAnsi="Times New Roman" w:cs="Times New Roman"/>
-          <w:sz w:val="28"/>
-          <w:szCs w:val="28"/>
-        </w:rPr>
-        <w:t>,</w:t>
-      </w:r>
-    </w:p>
-    <w:p>
-      <w:pPr>
-        <w:pStyle w:val="HTML0"/>
-        <w:spacing w:line="360" w:lineRule="auto"/>
-        <w:ind w:firstLine="709"/>
-        <w:jc w:val="both"/>
-        <w:rPr>
-          <w:rStyle w:val="HTML"/>
-          <w:rFonts w:ascii="Times New Roman" w:eastAsia="Andale Mono" w:hAnsi="Times New Roman" w:cs="Times New Roman"/>
-          <w:sz w:val="28"/>
-          <w:szCs w:val="28"/>
-        </w:rPr>
-      </w:pPr>
-      <w:r>
-        <w:rPr>
-          <w:rStyle w:val="HTML"/>
-          <w:rFonts w:ascii="Times New Roman" w:eastAsia="Andale Mono" w:hAnsi="Times New Roman" w:cs="Times New Roman"/>
-          <w:sz w:val="28"/>
-          <w:szCs w:val="28"/>
-        </w:rPr>
-        <w:t>- устойчивость к сбоям и сохранение данных при ошибках сети</w:t>
-      </w:r>
-      <w:r>
-        <w:rPr>
-          <w:rStyle w:val="HTML"/>
-          <w:rFonts w:ascii="Times New Roman" w:eastAsia="Andale Mono" w:hAnsi="Times New Roman" w:cs="Times New Roman"/>
-          <w:sz w:val="28"/>
-          <w:szCs w:val="28"/>
-        </w:rPr>
-        <w:t>,</w:t>
-      </w:r>
-    </w:p>
-    <w:p>
-      <w:pPr>
-        <w:pStyle w:val="HTML0"/>
-        <w:spacing w:line="360" w:lineRule="auto"/>
-        <w:ind w:firstLine="709"/>
-        <w:jc w:val="both"/>
-        <w:rPr>
-          <w:rStyle w:val="HTML"/>
-          <w:rFonts w:ascii="Times New Roman" w:eastAsia="Andale Mono" w:hAnsi="Times New Roman" w:cs="Times New Roman"/>
-          <w:sz w:val="28"/>
-          <w:szCs w:val="28"/>
-        </w:rPr>
-      </w:pPr>
-      <w:r>
-        <w:rPr>
-          <w:rStyle w:val="HTML"/>
-          <w:rFonts w:ascii="Times New Roman" w:eastAsia="Andale Mono" w:hAnsi="Times New Roman" w:cs="Times New Roman"/>
-          <w:sz w:val="28"/>
-          <w:szCs w:val="28"/>
-        </w:rPr>
-        <w:t>- время отклика не должно превышать 2 секунды при стандартной нагрузке</w:t>
-      </w:r>
-    </w:p>
-    <w:p>
-      <w:pPr>
-        <w:pStyle w:val="HTML0"/>
-        <w:spacing w:line="360" w:lineRule="auto"/>
-        <w:ind w:firstLine="709"/>
-        <w:jc w:val="both"/>
-        <w:rPr>
-          <w:rStyle w:val="HTML"/>
-          <w:rFonts w:ascii="Times New Roman" w:eastAsia="Andale Mono" w:hAnsi="Times New Roman" w:cs="Times New Roman"/>
-          <w:sz w:val="28"/>
-          <w:szCs w:val="28"/>
-        </w:rPr>
-      </w:pPr>
-      <w:r>
-        <w:rPr>
-          <w:rStyle w:val="HTML"/>
-          <w:rFonts w:ascii="Times New Roman" w:eastAsia="Andale Mono" w:hAnsi="Times New Roman" w:cs="Times New Roman"/>
-          <w:sz w:val="28"/>
-          <w:szCs w:val="28"/>
-        </w:rPr>
-        <w:t xml:space="preserve">Неавторизованный пользователь может просматривать </w:t>
-      </w:r>
-      <w:r>
-        <w:rPr>
-          <w:rStyle w:val="HTML"/>
-          <w:rFonts w:ascii="Times New Roman" w:eastAsia="Andale Mono" w:hAnsi="Times New Roman" w:cs="Times New Roman"/>
-          <w:sz w:val="28"/>
-          <w:szCs w:val="28"/>
-        </w:rPr>
-        <w:t>информацию о бухгалтерских услугах и регистрироваться в системе.</w:t>
-      </w:r>
-    </w:p>
-    <w:p>
-      <w:pPr>
-        <w:pStyle w:val="HTML0"/>
-        <w:spacing w:line="360" w:lineRule="auto"/>
-        <w:ind w:firstLine="709"/>
-        <w:jc w:val="both"/>
-        <w:rPr>
-          <w:rStyle w:val="HTML"/>
-          <w:rFonts w:ascii="Times New Roman" w:eastAsia="Andale Mono" w:hAnsi="Times New Roman" w:cs="Times New Roman"/>
-          <w:sz w:val="28"/>
-          <w:szCs w:val="28"/>
-        </w:rPr>
-      </w:pPr>
-      <w:r>
-        <w:rPr>
-          <w:rStyle w:val="HTML"/>
-          <w:rFonts w:ascii="Times New Roman" w:eastAsia="Andale Mono" w:hAnsi="Times New Roman" w:cs="Times New Roman"/>
-          <w:sz w:val="28"/>
-          <w:szCs w:val="28"/>
-        </w:rPr>
-        <w:lastRenderedPageBreak/>
-        <w:t xml:space="preserve">Клиент может создавать и просматривать свои заявки, отслеживать </w:t>
-      </w:r>
-      <w:r>
-        <w:rPr>
-          <w:rStyle w:val="HTML"/>
-          <w:rFonts w:ascii="Times New Roman" w:eastAsia="Andale Mono" w:hAnsi="Times New Roman" w:cs="Times New Roman"/>
-          <w:sz w:val="28"/>
-          <w:szCs w:val="28"/>
-        </w:rPr>
-        <w:t xml:space="preserve">их </w:t>
-      </w:r>
-      <w:r>
-        <w:rPr>
-          <w:rStyle w:val="HTML"/>
-          <w:rFonts w:ascii="Times New Roman" w:eastAsia="Andale Mono" w:hAnsi="Times New Roman" w:cs="Times New Roman"/>
-          <w:sz w:val="28"/>
-          <w:szCs w:val="28"/>
-        </w:rPr>
-        <w:t xml:space="preserve">статусы, редактировать контактные данные. </w:t>
-      </w:r>
-    </w:p>
-    <w:p>
-      <w:pPr>
-        <w:pStyle w:val="HTML0"/>
-        <w:spacing w:line="360" w:lineRule="auto"/>
-        <w:ind w:firstLine="709"/>
-        <w:jc w:val="both"/>
-        <w:rPr>
-          <w:rStyle w:val="HTML"/>
-          <w:rFonts w:ascii="Times New Roman" w:eastAsia="Andale Mono" w:hAnsi="Times New Roman" w:cs="Times New Roman"/>
-          <w:sz w:val="28"/>
-          <w:szCs w:val="28"/>
-        </w:rPr>
-      </w:pPr>
-      <w:r>
-        <w:rPr>
-          <w:rStyle w:val="HTML"/>
-          <w:rFonts w:ascii="Times New Roman" w:eastAsia="Andale Mono" w:hAnsi="Times New Roman" w:cs="Times New Roman"/>
-          <w:sz w:val="28"/>
-          <w:szCs w:val="28"/>
-        </w:rPr>
-        <w:t>Бухгалтер</w:t>
-      </w:r>
-      <w:r>
-        <w:rPr>
-          <w:rStyle w:val="HTML"/>
-          <w:rFonts w:ascii="Times New Roman" w:eastAsia="Andale Mono" w:hAnsi="Times New Roman" w:cs="Times New Roman"/>
-          <w:sz w:val="28"/>
-          <w:szCs w:val="28"/>
-        </w:rPr>
-        <w:t xml:space="preserve"> видит закреплённые за ним заявки, изменяет </w:t>
-      </w:r>
-      <w:r>
-        <w:rPr>
-          <w:rStyle w:val="HTML"/>
-          <w:rFonts w:ascii="Times New Roman" w:eastAsia="Andale Mono" w:hAnsi="Times New Roman" w:cs="Times New Roman"/>
-          <w:sz w:val="28"/>
-          <w:szCs w:val="28"/>
-        </w:rPr>
-        <w:t xml:space="preserve">их статусы, </w:t>
-      </w:r>
-      <w:r>
-        <w:rPr>
-          <w:rStyle w:val="HTML"/>
-          <w:rFonts w:ascii="Times New Roman" w:eastAsia="Andale Mono" w:hAnsi="Times New Roman" w:cs="Times New Roman"/>
-          <w:sz w:val="28"/>
-          <w:szCs w:val="28"/>
-        </w:rPr>
-        <w:t>д</w:t>
-      </w:r>
-      <w:r>
-        <w:rPr>
-          <w:rStyle w:val="HTML"/>
-          <w:rFonts w:ascii="Times New Roman" w:eastAsia="Andale Mono" w:hAnsi="Times New Roman" w:cs="Times New Roman"/>
-          <w:sz w:val="28"/>
-          <w:szCs w:val="28"/>
-        </w:rPr>
-        <w:t>обавляет комментарии и обрабатывает консультации.</w:t>
-      </w:r>
-    </w:p>
-    <w:p>
-      <w:pPr>
-        <w:pStyle w:val="HTML0"/>
-        <w:spacing w:line="360" w:lineRule="auto"/>
-        <w:ind w:firstLine="709"/>
-        <w:jc w:val="both"/>
-        <w:rPr>
-          <w:rStyle w:val="HTML"/>
-          <w:rFonts w:ascii="Times New Roman" w:eastAsia="Andale Mono" w:hAnsi="Times New Roman" w:cs="Times New Roman"/>
-          <w:sz w:val="28"/>
-          <w:szCs w:val="28"/>
-        </w:rPr>
-      </w:pPr>
-      <w:r>
-        <w:rPr>
-          <w:rStyle w:val="HTML"/>
-          <w:rFonts w:ascii="Times New Roman" w:eastAsia="Andale Mono" w:hAnsi="Times New Roman" w:cs="Times New Roman"/>
-          <w:sz w:val="28"/>
-          <w:szCs w:val="28"/>
-        </w:rPr>
-        <w:t>Администратор имеет п</w:t>
-      </w:r>
-      <w:r>
-        <w:rPr>
-          <w:rStyle w:val="HTML"/>
-          <w:rFonts w:ascii="Times New Roman" w:eastAsia="Andale Mono" w:hAnsi="Times New Roman" w:cs="Times New Roman"/>
-          <w:sz w:val="28"/>
-          <w:szCs w:val="28"/>
-        </w:rPr>
-        <w:t>олный доступ к функциональности, включая управление пользователями, отчётами и отзывами.</w:t>
+        <w:t xml:space="preserve"> видит закреплённые за ним заявки, отслеживает и изменяет их статусы.</w:t>
       </w:r>
     </w:p>
     <w:p>
@@ -3770,13 +3850,80 @@
         <w:rPr>
           <w:sz w:val="28"/>
         </w:rPr>
-        <w:t xml:space="preserve">Согласно цели проекта требуется создать </w:t>
-      </w:r>
-      <w:r>
-        <w:rPr>
-          <w:sz w:val="28"/>
-        </w:rPr>
-        <w:t>подсистему</w:t>
+        <w:t>Согласно цели проекта требуется создать оконное пр</w:t>
+      </w:r>
+      <w:r>
+        <w:rPr>
+          <w:sz w:val="28"/>
+          <w:szCs w:val="28"/>
+        </w:rPr>
+        <w:t>иложение для учёта товаров и заказов.</w:t>
+      </w:r>
+    </w:p>
+    <w:p>
+      <w:pPr>
+        <w:spacing w:line="360" w:lineRule="auto"/>
+        <w:ind w:firstLine="709"/>
+        <w:jc w:val="both"/>
+        <w:rPr>
+          <w:sz w:val="28"/>
+          <w:szCs w:val="28"/>
+        </w:rPr>
+      </w:pPr>
+      <w:r>
+        <w:rPr>
+          <w:sz w:val="28"/>
+          <w:szCs w:val="28"/>
+        </w:rPr>
+        <w:t xml:space="preserve">Работа с оконным приложением будет осуществляться на компьютере с установленной операционной системой </w:t>
+      </w:r>
+      <w:r>
+        <w:rPr>
+          <w:sz w:val="28"/>
+          <w:szCs w:val="28"/>
+          <w:lang w:val="en-US"/>
+        </w:rPr>
+        <w:t>Windows</w:t>
+      </w:r>
+      <w:r>
+        <w:rPr>
+          <w:sz w:val="28"/>
+          <w:szCs w:val="28"/>
+        </w:rPr>
+        <w:t xml:space="preserve"> 11</w:t>
+      </w:r>
+      <w:r>
+        <w:rPr>
+          <w:sz w:val="28"/>
+          <w:szCs w:val="28"/>
+        </w:rPr>
+        <w:t xml:space="preserve"> с интернет-подключением.</w:t>
+      </w:r>
+    </w:p>
+    <w:p>
+      <w:pPr>
+        <w:spacing w:line="360" w:lineRule="auto"/>
+        <w:ind w:firstLine="709"/>
+        <w:jc w:val="both"/>
+        <w:rPr>
+          <w:sz w:val="28"/>
+          <w:szCs w:val="28"/>
+        </w:rPr>
+      </w:pPr>
+      <w:r>
+        <w:rPr>
+          <w:sz w:val="28"/>
+          <w:szCs w:val="28"/>
+        </w:rPr>
+        <w:t xml:space="preserve">В качестве СУБД выбрана </w:t>
+      </w:r>
+      <w:r>
+        <w:rPr>
+          <w:sz w:val="28"/>
+          <w:szCs w:val="28"/>
+          <w:lang w:val="en-US"/>
+        </w:rPr>
+        <w:t>MySQL</w:t>
       </w:r>
       <w:r>
         <w:rPr>
@@ -3790,35 +3937,96 @@
           <w:sz w:val="28"/>
           <w:szCs w:val="28"/>
         </w:rPr>
-        <w:t>«</w:t>
-      </w:r>
-      <w:proofErr w:type="spellStart"/>
-      <w:r>
-        <w:rPr>
-          <w:sz w:val="28"/>
-          <w:szCs w:val="28"/>
-        </w:rPr>
-        <w:t>СмартФикс</w:t>
-      </w:r>
-      <w:proofErr w:type="spellEnd"/>
-      <w:r>
-        <w:rPr>
-          <w:sz w:val="28"/>
-          <w:szCs w:val="28"/>
-        </w:rPr>
-        <w:t xml:space="preserve">. Учёт заявок на ремонт» для автоматизации процессов приёма, хранения и обработки заявок на ремонт </w:t>
-      </w:r>
-      <w:r>
-        <w:rPr>
-          <w:sz w:val="28"/>
-          <w:szCs w:val="28"/>
-        </w:rPr>
-        <w:t>для учёта</w:t>
-      </w:r>
-      <w:r>
-        <w:rPr>
-          <w:sz w:val="28"/>
-          <w:szCs w:val="28"/>
+        <w:t>8.0.40, эта СУБД была выбрана за свою простоту в развёртывании и удобство в использовании.</w:t>
+      </w:r>
+    </w:p>
+    <w:p>
+      <w:pPr>
+        <w:spacing w:line="360" w:lineRule="auto"/>
+        <w:ind w:firstLine="709"/>
+        <w:jc w:val="both"/>
+        <w:rPr>
+          <w:sz w:val="28"/>
+          <w:szCs w:val="28"/>
+          <w:highlight w:val="yellow"/>
+        </w:rPr>
+      </w:pPr>
+      <w:r>
+        <w:rPr>
+          <w:sz w:val="28"/>
+          <w:szCs w:val="28"/>
+          <w:highlight w:val="yellow"/>
+        </w:rPr>
+        <w:t xml:space="preserve">Приложение будет написано на языке программирования </w:t>
+      </w:r>
+      <w:r>
+        <w:rPr>
+          <w:sz w:val="28"/>
+          <w:szCs w:val="28"/>
+          <w:highlight w:val="yellow"/>
+          <w:lang w:val="en-US"/>
+        </w:rPr>
+        <w:t>C</w:t>
+      </w:r>
+      <w:r>
+        <w:rPr>
+          <w:sz w:val="28"/>
+          <w:szCs w:val="28"/>
+          <w:highlight w:val="yellow"/>
+        </w:rPr>
+        <w:t xml:space="preserve"># с использованием фреймворка </w:t>
+      </w:r>
+      <w:r>
+        <w:rPr>
+          <w:sz w:val="28"/>
+          <w:szCs w:val="28"/>
+          <w:highlight w:val="yellow"/>
+          <w:lang w:val="en-US"/>
+        </w:rPr>
+        <w:t>WPF</w:t>
+      </w:r>
+      <w:r>
+        <w:rPr>
+          <w:sz w:val="28"/>
+          <w:szCs w:val="28"/>
+          <w:highlight w:val="yellow"/>
+        </w:rPr>
+        <w:t>, который предоставляет удобные инструменты для создания оконных приложений.</w:t>
+      </w:r>
+    </w:p>
+    <w:p>
+      <w:pPr>
+        <w:spacing w:line="360" w:lineRule="auto"/>
+        <w:ind w:firstLine="709"/>
+        <w:jc w:val="both"/>
+        <w:rPr>
+          <w:sz w:val="28"/>
+          <w:szCs w:val="28"/>
+          <w:highlight w:val="yellow"/>
+        </w:rPr>
+      </w:pPr>
+      <w:r>
+        <w:rPr>
+          <w:sz w:val="28"/>
+          <w:szCs w:val="28"/>
+          <w:highlight w:val="yellow"/>
+        </w:rPr>
+        <w:t xml:space="preserve">Для разработки приложения будет использоваться </w:t>
+      </w:r>
+      <w:r>
+        <w:rPr>
+          <w:sz w:val="28"/>
+          <w:szCs w:val="28"/>
+          <w:highlight w:val="yellow"/>
+          <w:lang w:val="en-US"/>
+        </w:rPr>
+        <w:t>IDE</w:t>
+      </w:r>
+      <w:r>
+        <w:rPr>
+          <w:sz w:val="28"/>
+          <w:szCs w:val="28"/>
+          <w:highlight w:val="yellow"/>
         </w:rPr>
         <w:t xml:space="preserve"> </w:t>
       </w:r>
@@ -3826,8 +4034,35 @@
         <w:rPr>
           <w:sz w:val="28"/>
           <w:szCs w:val="28"/>
-        </w:rPr>
-        <w:t>заказов.</w:t>
+          <w:highlight w:val="yellow"/>
+          <w:lang w:val="en-US"/>
+        </w:rPr>
+        <w:t>Visual</w:t>
+      </w:r>
+      <w:r>
+        <w:rPr>
+          <w:sz w:val="28"/>
+          <w:szCs w:val="28"/>
+          <w:highlight w:val="yellow"/>
+        </w:rPr>
+        <w:t xml:space="preserve"> </w:t>
+      </w:r>
+      <w:r>
+        <w:rPr>
+          <w:sz w:val="28"/>
+          <w:szCs w:val="28"/>
+          <w:highlight w:val="yellow"/>
+          <w:lang w:val="en-US"/>
+        </w:rPr>
+        <w:t>Studio</w:t>
+      </w:r>
+      <w:r>
+        <w:rPr>
+          <w:sz w:val="28"/>
+          <w:szCs w:val="28"/>
+          <w:highlight w:val="yellow"/>
+        </w:rPr>
+        <w:t xml:space="preserve"> 22, так как она имеет функцию быстрой перезагрузки и удобный предпросмотр страницы. </w:t>
       </w:r>
     </w:p>
     <w:p>
@@ -3837,371 +4072,13 @@
         <w:jc w:val="both"/>
         <w:rPr>
           <w:sz w:val="28"/>
-          <w:szCs w:val="28"/>
-        </w:rPr>
-      </w:pPr>
-      <w:r>
-        <w:rPr>
-          <w:sz w:val="28"/>
-          <w:szCs w:val="28"/>
-        </w:rPr>
-        <w:t xml:space="preserve">Разработка подсистемы будет осуществляться на языке </w:t>
-      </w:r>
-      <w:r>
-        <w:rPr>
-          <w:sz w:val="28"/>
-          <w:szCs w:val="28"/>
-          <w:lang w:val="en-US"/>
-        </w:rPr>
-        <w:t>C</w:t>
-      </w:r>
-      <w:r>
-        <w:rPr>
-          <w:sz w:val="28"/>
-          <w:szCs w:val="28"/>
-        </w:rPr>
-        <w:t xml:space="preserve"># </w:t>
-      </w:r>
-      <w:r>
-        <w:rPr>
-          <w:sz w:val="28"/>
-          <w:szCs w:val="28"/>
-        </w:rPr>
-        <w:t xml:space="preserve">с использованием </w:t>
-      </w:r>
-      <w:proofErr w:type="spellStart"/>
-      <w:r>
-        <w:rPr>
-          <w:sz w:val="28"/>
-          <w:szCs w:val="28"/>
-        </w:rPr>
-        <w:t>фреймворка</w:t>
-      </w:r>
-      <w:proofErr w:type="spellEnd"/>
-      <w:r>
-        <w:rPr>
-          <w:sz w:val="28"/>
-          <w:szCs w:val="28"/>
-        </w:rPr>
-        <w:t xml:space="preserve"> </w:t>
-      </w:r>
-      <w:r>
-        <w:rPr>
-          <w:sz w:val="28"/>
-          <w:szCs w:val="28"/>
-          <w:lang w:val="en-US"/>
-        </w:rPr>
-        <w:t>ASP</w:t>
-      </w:r>
-      <w:r>
-        <w:rPr>
-          <w:sz w:val="28"/>
-          <w:szCs w:val="28"/>
-        </w:rPr>
-        <w:t>.</w:t>
-      </w:r>
-      <w:r>
-        <w:rPr>
-          <w:sz w:val="28"/>
-          <w:szCs w:val="28"/>
-          <w:lang w:val="en-US"/>
-        </w:rPr>
-        <w:t>NET</w:t>
-      </w:r>
-      <w:r>
-        <w:rPr>
-          <w:sz w:val="28"/>
-          <w:szCs w:val="28"/>
-        </w:rPr>
-        <w:t xml:space="preserve"> </w:t>
-      </w:r>
-      <w:r>
-        <w:rPr>
-          <w:sz w:val="28"/>
-          <w:szCs w:val="28"/>
-          <w:lang w:val="en-US"/>
-        </w:rPr>
-        <w:t>Core</w:t>
-      </w:r>
-      <w:r>
-        <w:rPr>
-          <w:sz w:val="28"/>
-          <w:szCs w:val="28"/>
-        </w:rPr>
-        <w:t>, обеспечива</w:t>
-      </w:r>
-      <w:r>
-        <w:rPr>
-          <w:sz w:val="28"/>
-          <w:szCs w:val="28"/>
-        </w:rPr>
-        <w:t xml:space="preserve">ющего создание веб-приложений с чёткой архитектурой и поддержкой </w:t>
-      </w:r>
-      <w:r>
-        <w:rPr>
-          <w:sz w:val="28"/>
-          <w:szCs w:val="28"/>
-          <w:lang w:val="en-US"/>
-        </w:rPr>
-        <w:t>MVC</w:t>
-      </w:r>
-      <w:r>
-        <w:rPr>
-          <w:sz w:val="28"/>
-          <w:szCs w:val="28"/>
-        </w:rPr>
-        <w:t>-</w:t>
-      </w:r>
-      <w:r>
-        <w:rPr>
-          <w:sz w:val="28"/>
-          <w:szCs w:val="28"/>
-        </w:rPr>
-        <w:t>паттерна</w:t>
-      </w:r>
-      <w:r>
-        <w:rPr>
-          <w:sz w:val="28"/>
-          <w:szCs w:val="28"/>
-        </w:rPr>
-        <w:t>.</w:t>
-      </w:r>
-    </w:p>
-    <w:p>
-      <w:pPr>
-        <w:spacing w:line="360" w:lineRule="auto"/>
-        <w:ind w:firstLine="709"/>
-        <w:jc w:val="both"/>
-        <w:rPr>
-          <w:sz w:val="28"/>
-          <w:szCs w:val="28"/>
-        </w:rPr>
-      </w:pPr>
-      <w:r>
-        <w:rPr>
-          <w:sz w:val="28"/>
-          <w:szCs w:val="28"/>
-        </w:rPr>
-        <w:t xml:space="preserve">В качестве СУБД выбрана </w:t>
-      </w:r>
-      <w:proofErr w:type="spellStart"/>
-      <w:r>
-        <w:rPr>
-          <w:sz w:val="28"/>
-          <w:szCs w:val="28"/>
-        </w:rPr>
-        <w:t>MySQL</w:t>
-      </w:r>
-      <w:proofErr w:type="spellEnd"/>
-      <w:r>
-        <w:rPr>
-          <w:sz w:val="28"/>
-          <w:szCs w:val="28"/>
-        </w:rPr>
-        <w:t>, отличающаяся стабильностью, простотой в развёртывании, а также наличием большого числа инструментов администрирования и интеграции с .NET-приложениями</w:t>
-      </w:r>
-      <w:r>
-        <w:rPr>
-          <w:sz w:val="28"/>
-          <w:szCs w:val="28"/>
-        </w:rPr>
-        <w:t>.</w:t>
-      </w:r>
-    </w:p>
-    <w:p>
-      <w:pPr>
-        <w:spacing w:line="360" w:lineRule="auto"/>
-        <w:ind w:firstLine="709"/>
-        <w:jc w:val="both"/>
-        <w:rPr>
-          <w:sz w:val="28"/>
-          <w:szCs w:val="28"/>
-        </w:rPr>
-      </w:pPr>
-      <w:r>
-        <w:rPr>
-          <w:sz w:val="28"/>
-          <w:szCs w:val="28"/>
-        </w:rPr>
-        <w:t xml:space="preserve">Для контейнеризации и упрощения развёртывания серверной части будет использоваться </w:t>
-      </w:r>
-      <w:proofErr w:type="spellStart"/>
-      <w:r>
-        <w:rPr>
-          <w:sz w:val="28"/>
-          <w:szCs w:val="28"/>
-        </w:rPr>
-        <w:t>Docker</w:t>
-      </w:r>
-      <w:proofErr w:type="spellEnd"/>
-      <w:r>
-        <w:rPr>
-          <w:sz w:val="28"/>
-          <w:szCs w:val="28"/>
-        </w:rPr>
-        <w:t xml:space="preserve">, обеспечивающий переносимость и изоляцию сервисов. Конфигурация контейнеров будет управляться с помощью </w:t>
-      </w:r>
-      <w:proofErr w:type="spellStart"/>
-      <w:r>
-        <w:rPr>
-          <w:sz w:val="28"/>
-          <w:szCs w:val="28"/>
-        </w:rPr>
-        <w:t>docker-compose</w:t>
-      </w:r>
-      <w:proofErr w:type="spellEnd"/>
-      <w:r>
-        <w:rPr>
-          <w:sz w:val="28"/>
-          <w:szCs w:val="28"/>
-        </w:rPr>
-        <w:t>.</w:t>
-      </w:r>
-    </w:p>
-    <w:p>
-      <w:pPr>
-        <w:spacing w:line="360" w:lineRule="auto"/>
-        <w:ind w:firstLine="709"/>
-        <w:jc w:val="both"/>
-        <w:rPr>
-          <w:sz w:val="28"/>
-          <w:szCs w:val="28"/>
-        </w:rPr>
-      </w:pPr>
-      <w:r>
-        <w:rPr>
-          <w:sz w:val="28"/>
-          <w:szCs w:val="28"/>
-        </w:rPr>
-        <w:t xml:space="preserve">Веб-сервером для публикации и маршрутизации приложения выбран </w:t>
-      </w:r>
-      <w:proofErr w:type="spellStart"/>
-      <w:r>
-        <w:rPr>
-          <w:sz w:val="28"/>
-          <w:szCs w:val="28"/>
-        </w:rPr>
-        <w:t>Caddy</w:t>
-      </w:r>
-      <w:proofErr w:type="spellEnd"/>
-      <w:r>
-        <w:rPr>
-          <w:sz w:val="28"/>
-          <w:szCs w:val="28"/>
-        </w:rPr>
-        <w:t>, предоставляющий встроенную поддержку HTTPS и удобную автоматическую конфигурацию без необходимости ручной настройки SSL-сертификатов.</w:t>
-      </w:r>
-    </w:p>
-    <w:p>
-      <w:pPr>
-        <w:spacing w:line="360" w:lineRule="auto"/>
-        <w:ind w:firstLine="709"/>
-        <w:jc w:val="both"/>
-        <w:rPr>
-          <w:sz w:val="28"/>
-          <w:szCs w:val="28"/>
-        </w:rPr>
-      </w:pPr>
-      <w:r>
-        <w:rPr>
-          <w:sz w:val="28"/>
-          <w:szCs w:val="28"/>
-        </w:rPr>
-        <w:t xml:space="preserve">Разработка будет выполняться в </w:t>
-      </w:r>
-      <w:proofErr w:type="spellStart"/>
-      <w:r>
-        <w:rPr>
-          <w:sz w:val="28"/>
-          <w:szCs w:val="28"/>
-        </w:rPr>
-        <w:t>Visual</w:t>
-      </w:r>
-      <w:proofErr w:type="spellEnd"/>
-      <w:r>
-        <w:rPr>
-          <w:sz w:val="28"/>
-          <w:szCs w:val="28"/>
-        </w:rPr>
-        <w:t xml:space="preserve"> </w:t>
-      </w:r>
-      <w:proofErr w:type="spellStart"/>
-      <w:r>
-        <w:rPr>
-          <w:sz w:val="28"/>
-          <w:szCs w:val="28"/>
-        </w:rPr>
-        <w:t>Studio</w:t>
-      </w:r>
-      <w:proofErr w:type="spellEnd"/>
-      <w:r>
-        <w:rPr>
-          <w:sz w:val="28"/>
-          <w:szCs w:val="28"/>
-        </w:rPr>
-        <w:t xml:space="preserve"> — интегрированной среде разработки, обеспечивающей поддержку ASP.NET </w:t>
-      </w:r>
-      <w:proofErr w:type="spellStart"/>
-      <w:r>
-        <w:rPr>
-          <w:sz w:val="28"/>
-          <w:szCs w:val="28"/>
-        </w:rPr>
-        <w:t>Core</w:t>
-      </w:r>
-      <w:proofErr w:type="spellEnd"/>
-      <w:r>
-        <w:rPr>
-          <w:sz w:val="28"/>
-          <w:szCs w:val="28"/>
-        </w:rPr>
-        <w:t xml:space="preserve">, работу с </w:t>
-      </w:r>
-      <w:proofErr w:type="spellStart"/>
-      <w:r>
-        <w:rPr>
-          <w:sz w:val="28"/>
-          <w:szCs w:val="28"/>
-        </w:rPr>
-        <w:t>Docker</w:t>
-      </w:r>
-      <w:proofErr w:type="spellEnd"/>
-      <w:r>
-        <w:rPr>
-          <w:sz w:val="28"/>
-          <w:szCs w:val="28"/>
-        </w:rPr>
-        <w:t xml:space="preserve"> и </w:t>
-      </w:r>
-      <w:proofErr w:type="spellStart"/>
-      <w:r>
-        <w:rPr>
-          <w:sz w:val="28"/>
-          <w:szCs w:val="28"/>
-        </w:rPr>
-        <w:t>MySQL</w:t>
-      </w:r>
-      <w:proofErr w:type="spellEnd"/>
-      <w:r>
-        <w:rPr>
-          <w:sz w:val="28"/>
-          <w:szCs w:val="28"/>
-        </w:rPr>
-        <w:t>, а также встроенные средства отладки.</w:t>
-      </w:r>
-    </w:p>
-    <w:p>
-      <w:pPr>
-        <w:spacing w:line="360" w:lineRule="auto"/>
-        <w:ind w:firstLine="709"/>
-        <w:jc w:val="both"/>
-        <w:rPr>
-          <w:sz w:val="28"/>
-        </w:rPr>
-      </w:pPr>
-      <w:r>
-        <w:rPr>
-          <w:sz w:val="28"/>
+          <w:highlight w:val="yellow"/>
+        </w:rPr>
+      </w:pPr>
+      <w:r>
+        <w:rPr>
+          <w:sz w:val="28"/>
+          <w:highlight w:val="yellow"/>
         </w:rPr>
         <w:t>Для функционирования системы на стороне сервера достаточны следующие программные и технические средства:</w:t>
       </w:r>
@@ -4211,7 +4088,7 @@
         <w:pStyle w:val="aa"/>
         <w:numPr>
           <w:ilvl w:val="0"/>
-          <w:numId w:val="3"/>
+          <w:numId w:val="12"/>
         </w:numPr>
         <w:tabs>
           <w:tab w:val="left" w:pos="993"/>
@@ -4221,17 +4098,20 @@
         <w:jc w:val="both"/>
         <w:rPr>
           <w:sz w:val="28"/>
-        </w:rPr>
-      </w:pPr>
-      <w:r>
-        <w:rPr>
-          <w:sz w:val="28"/>
+          <w:highlight w:val="yellow"/>
+        </w:rPr>
+      </w:pPr>
+      <w:r>
+        <w:rPr>
+          <w:sz w:val="28"/>
+          <w:highlight w:val="yellow"/>
         </w:rPr>
         <w:t xml:space="preserve">ОС </w:t>
       </w:r>
       <w:r>
         <w:rPr>
           <w:sz w:val="28"/>
+          <w:highlight w:val="yellow"/>
           <w:lang w:val="en-US"/>
         </w:rPr>
         <w:t>Ubuntu</w:t>
@@ -4239,20 +4119,9 @@
       <w:r>
         <w:rPr>
           <w:sz w:val="28"/>
-        </w:rPr>
-        <w:t xml:space="preserve"> версии </w:t>
-      </w:r>
-      <w:r>
-        <w:rPr>
-          <w:sz w:val="28"/>
-        </w:rPr>
-        <w:t>18</w:t>
-      </w:r>
-      <w:r>
-        <w:rPr>
-          <w:sz w:val="28"/>
-        </w:rPr>
-        <w:t>.04 и выше,</w:t>
+          <w:highlight w:val="yellow"/>
+        </w:rPr>
+        <w:t xml:space="preserve"> версии 18.04 и выше,</w:t>
       </w:r>
     </w:p>
     <w:p>
@@ -4260,7 +4129,7 @@
         <w:pStyle w:val="aa"/>
         <w:numPr>
           <w:ilvl w:val="0"/>
-          <w:numId w:val="3"/>
+          <w:numId w:val="12"/>
         </w:numPr>
         <w:tabs>
           <w:tab w:val="left" w:pos="993"/>
@@ -4270,17 +4139,20 @@
         <w:jc w:val="both"/>
         <w:rPr>
           <w:sz w:val="28"/>
-        </w:rPr>
-      </w:pPr>
-      <w:r>
-        <w:rPr>
-          <w:sz w:val="28"/>
+          <w:highlight w:val="yellow"/>
+        </w:rPr>
+      </w:pPr>
+      <w:r>
+        <w:rPr>
+          <w:sz w:val="28"/>
+          <w:highlight w:val="yellow"/>
         </w:rPr>
         <w:t xml:space="preserve">сервер БД: </w:t>
       </w:r>
       <w:r>
         <w:rPr>
           <w:sz w:val="28"/>
+          <w:highlight w:val="yellow"/>
           <w:lang w:val="en-US"/>
         </w:rPr>
         <w:t>MySQL</w:t>
@@ -4288,20 +4160,9 @@
       <w:r>
         <w:rPr>
           <w:sz w:val="28"/>
-        </w:rPr>
-        <w:t xml:space="preserve"> не ниже </w:t>
-      </w:r>
-      <w:r>
-        <w:rPr>
-          <w:sz w:val="28"/>
-        </w:rPr>
-        <w:t>8.0.40</w:t>
-      </w:r>
-      <w:r>
-        <w:rPr>
-          <w:sz w:val="28"/>
-        </w:rPr>
-        <w:t>,</w:t>
+          <w:highlight w:val="yellow"/>
+        </w:rPr>
+        <w:t xml:space="preserve"> не ниже 8.0.40,</w:t>
       </w:r>
     </w:p>
     <w:p>
@@ -4309,7 +4170,7 @@
         <w:pStyle w:val="aa"/>
         <w:numPr>
           <w:ilvl w:val="0"/>
-          <w:numId w:val="3"/>
+          <w:numId w:val="12"/>
         </w:numPr>
         <w:tabs>
           <w:tab w:val="left" w:pos="993"/>
@@ -4319,25 +4180,15 @@
         <w:jc w:val="both"/>
         <w:rPr>
           <w:sz w:val="28"/>
-        </w:rPr>
-      </w:pPr>
-      <w:r>
-        <w:rPr>
-          <w:sz w:val="28"/>
-        </w:rPr>
-        <w:t>процессор с</w:t>
-      </w:r>
-      <w:r>
-        <w:rPr>
-          <w:sz w:val="28"/>
-        </w:rPr>
-        <w:t xml:space="preserve"> 2 </w:t>
-      </w:r>
-      <w:r>
-        <w:rPr>
-          <w:sz w:val="28"/>
-        </w:rPr>
-        <w:t>ядрами по 2 ГГц,</w:t>
+          <w:highlight w:val="yellow"/>
+        </w:rPr>
+      </w:pPr>
+      <w:r>
+        <w:rPr>
+          <w:sz w:val="28"/>
+          <w:highlight w:val="yellow"/>
+        </w:rPr>
+        <w:t>процессор с 2 ядрами по 2 ГГц,</w:t>
       </w:r>
     </w:p>
     <w:p>
@@ -4345,7 +4196,7 @@
         <w:pStyle w:val="aa"/>
         <w:numPr>
           <w:ilvl w:val="0"/>
-          <w:numId w:val="3"/>
+          <w:numId w:val="12"/>
         </w:numPr>
         <w:tabs>
           <w:tab w:val="left" w:pos="993"/>
@@ -4355,18 +4206,20 @@
         <w:jc w:val="both"/>
         <w:rPr>
           <w:sz w:val="28"/>
-        </w:rPr>
-      </w:pPr>
-      <w:r>
-        <w:rPr>
-          <w:sz w:val="28"/>
-        </w:rPr>
-        <w:lastRenderedPageBreak/>
+          <w:highlight w:val="yellow"/>
+        </w:rPr>
+      </w:pPr>
+      <w:r>
+        <w:rPr>
+          <w:sz w:val="28"/>
+          <w:highlight w:val="yellow"/>
+        </w:rPr>
         <w:t xml:space="preserve">оперативная память объемом </w:t>
       </w:r>
       <w:r>
         <w:rPr>
           <w:sz w:val="28"/>
+          <w:highlight w:val="yellow"/>
           <w:lang w:val="en-US"/>
         </w:rPr>
         <w:t>2</w:t>
@@ -4374,6 +4227,7 @@
       <w:r>
         <w:rPr>
           <w:sz w:val="28"/>
+          <w:highlight w:val="yellow"/>
         </w:rPr>
         <w:t xml:space="preserve"> ГБ,</w:t>
       </w:r>
@@ -4383,7 +4237,7 @@
         <w:pStyle w:val="aa"/>
         <w:numPr>
           <w:ilvl w:val="0"/>
-          <w:numId w:val="3"/>
+          <w:numId w:val="12"/>
         </w:numPr>
         <w:tabs>
           <w:tab w:val="left" w:pos="993"/>
@@ -4393,17 +4247,20 @@
         <w:jc w:val="both"/>
         <w:rPr>
           <w:sz w:val="28"/>
-        </w:rPr>
-      </w:pPr>
-      <w:r>
-        <w:rPr>
-          <w:sz w:val="28"/>
+          <w:highlight w:val="yellow"/>
+        </w:rPr>
+      </w:pPr>
+      <w:r>
+        <w:rPr>
+          <w:sz w:val="28"/>
+          <w:highlight w:val="yellow"/>
         </w:rPr>
         <w:t xml:space="preserve">ПО для конфигурирования, управления и администрирования сервера БД: </w:t>
       </w:r>
       <w:r>
         <w:rPr>
           <w:sz w:val="28"/>
+          <w:highlight w:val="yellow"/>
           <w:lang w:val="en-US"/>
         </w:rPr>
         <w:t>MySQL</w:t>
@@ -4411,12 +4268,14 @@
       <w:r>
         <w:rPr>
           <w:sz w:val="28"/>
+          <w:highlight w:val="yellow"/>
         </w:rPr>
         <w:t xml:space="preserve"> </w:t>
       </w:r>
       <w:r>
         <w:rPr>
           <w:sz w:val="28"/>
+          <w:highlight w:val="yellow"/>
           <w:lang w:val="en-US"/>
         </w:rPr>
         <w:t>Workbench</w:t>
@@ -4424,6 +4283,7 @@
       <w:r>
         <w:rPr>
           <w:sz w:val="28"/>
+          <w:highlight w:val="yellow"/>
         </w:rPr>
         <w:t xml:space="preserve"> последней версии,</w:t>
       </w:r>
@@ -4433,7 +4293,7 @@
         <w:pStyle w:val="aa"/>
         <w:numPr>
           <w:ilvl w:val="0"/>
-          <w:numId w:val="3"/>
+          <w:numId w:val="12"/>
         </w:numPr>
         <w:tabs>
           <w:tab w:val="left" w:pos="993"/>
@@ -4443,17 +4303,20 @@
         <w:jc w:val="both"/>
         <w:rPr>
           <w:sz w:val="28"/>
-        </w:rPr>
-      </w:pPr>
-      <w:r>
-        <w:rPr>
-          <w:sz w:val="28"/>
+          <w:highlight w:val="yellow"/>
+        </w:rPr>
+      </w:pPr>
+      <w:r>
+        <w:rPr>
+          <w:sz w:val="28"/>
+          <w:highlight w:val="yellow"/>
         </w:rPr>
         <w:t xml:space="preserve">программное обеспечение для работы </w:t>
       </w:r>
       <w:r>
         <w:rPr>
           <w:sz w:val="28"/>
+          <w:highlight w:val="yellow"/>
           <w:lang w:val="en-US"/>
         </w:rPr>
         <w:t>API</w:t>
@@ -4461,12 +4324,14 @@
       <w:r>
         <w:rPr>
           <w:sz w:val="28"/>
+          <w:highlight w:val="yellow"/>
         </w:rPr>
         <w:t xml:space="preserve">: </w:t>
       </w:r>
       <w:r>
         <w:rPr>
           <w:sz w:val="28"/>
+          <w:highlight w:val="yellow"/>
           <w:lang w:val="en-US"/>
         </w:rPr>
         <w:t>Docker</w:t>
@@ -4474,27 +4339,29 @@
       <w:r>
         <w:rPr>
           <w:sz w:val="28"/>
+          <w:highlight w:val="yellow"/>
         </w:rPr>
         <w:t xml:space="preserve">, </w:t>
       </w:r>
-      <w:proofErr w:type="spellStart"/>
-      <w:r>
-        <w:rPr>
-          <w:sz w:val="28"/>
+      <w:r>
+        <w:rPr>
+          <w:sz w:val="28"/>
+          <w:highlight w:val="yellow"/>
           <w:lang w:val="en-US"/>
         </w:rPr>
         <w:t>docker</w:t>
       </w:r>
-      <w:proofErr w:type="spellEnd"/>
-      <w:r>
-        <w:rPr>
-          <w:sz w:val="28"/>
+      <w:r>
+        <w:rPr>
+          <w:sz w:val="28"/>
+          <w:highlight w:val="yellow"/>
         </w:rPr>
         <w:t>-</w:t>
       </w:r>
       <w:r>
         <w:rPr>
           <w:sz w:val="28"/>
+          <w:highlight w:val="yellow"/>
           <w:lang w:val="en-US"/>
         </w:rPr>
         <w:t>compose</w:t>
@@ -4502,6 +4369,7 @@
       <w:r>
         <w:rPr>
           <w:sz w:val="28"/>
+          <w:highlight w:val="yellow"/>
         </w:rPr>
         <w:t>.</w:t>
       </w:r>
@@ -4513,11 +4381,13 @@
         <w:jc w:val="both"/>
         <w:rPr>
           <w:sz w:val="28"/>
-        </w:rPr>
-      </w:pPr>
-      <w:r>
-        <w:rPr>
-          <w:sz w:val="28"/>
+          <w:highlight w:val="yellow"/>
+        </w:rPr>
+      </w:pPr>
+      <w:r>
+        <w:rPr>
+          <w:sz w:val="28"/>
+          <w:highlight w:val="yellow"/>
         </w:rPr>
         <w:t>Для функционирования системы на стороне клиента достаточны следующие программные и технические средства:</w:t>
       </w:r>
@@ -4527,7 +4397,7 @@
         <w:pStyle w:val="aa"/>
         <w:numPr>
           <w:ilvl w:val="0"/>
-          <w:numId w:val="3"/>
+          <w:numId w:val="12"/>
         </w:numPr>
         <w:tabs>
           <w:tab w:val="left" w:pos="993"/>
@@ -4537,17 +4407,20 @@
         <w:jc w:val="both"/>
         <w:rPr>
           <w:sz w:val="28"/>
-        </w:rPr>
-      </w:pPr>
-      <w:r>
-        <w:rPr>
-          <w:sz w:val="28"/>
+          <w:highlight w:val="yellow"/>
+        </w:rPr>
+      </w:pPr>
+      <w:r>
+        <w:rPr>
+          <w:sz w:val="28"/>
+          <w:highlight w:val="yellow"/>
         </w:rPr>
         <w:t xml:space="preserve">ОС </w:t>
       </w:r>
       <w:r>
         <w:rPr>
           <w:sz w:val="28"/>
+          <w:highlight w:val="yellow"/>
           <w:lang w:val="en-US"/>
         </w:rPr>
         <w:t>Windows</w:t>
@@ -4555,22 +4428,9 @@
       <w:r>
         <w:rPr>
           <w:sz w:val="28"/>
-        </w:rPr>
-        <w:t xml:space="preserve"> </w:t>
-      </w:r>
-      <w:proofErr w:type="spellStart"/>
-      <w:r>
-        <w:rPr>
-          <w:sz w:val="28"/>
-        </w:rPr>
-        <w:t>версей</w:t>
-      </w:r>
-      <w:proofErr w:type="spellEnd"/>
-      <w:r>
-        <w:rPr>
-          <w:sz w:val="28"/>
-        </w:rPr>
-        <w:t xml:space="preserve"> не ниже 10,</w:t>
+          <w:highlight w:val="yellow"/>
+        </w:rPr>
+        <w:t xml:space="preserve"> версей не ниже 10,</w:t>
       </w:r>
     </w:p>
     <w:p>
@@ -4578,7 +4438,7 @@
         <w:pStyle w:val="aa"/>
         <w:numPr>
           <w:ilvl w:val="0"/>
-          <w:numId w:val="3"/>
+          <w:numId w:val="12"/>
         </w:numPr>
         <w:tabs>
           <w:tab w:val="left" w:pos="993"/>
@@ -4588,11 +4448,13 @@
         <w:jc w:val="both"/>
         <w:rPr>
           <w:sz w:val="28"/>
-        </w:rPr>
-      </w:pPr>
-      <w:r>
-        <w:rPr>
-          <w:sz w:val="28"/>
+          <w:highlight w:val="yellow"/>
+        </w:rPr>
+      </w:pPr>
+      <w:r>
+        <w:rPr>
+          <w:sz w:val="28"/>
+          <w:highlight w:val="yellow"/>
         </w:rPr>
         <w:t>процессор с частотой 1 ГГц или быстрее,</w:t>
       </w:r>
@@ -4602,7 +4464,7 @@
         <w:pStyle w:val="aa"/>
         <w:numPr>
           <w:ilvl w:val="0"/>
-          <w:numId w:val="3"/>
+          <w:numId w:val="12"/>
         </w:numPr>
         <w:tabs>
           <w:tab w:val="left" w:pos="993"/>
@@ -4612,11 +4474,13 @@
         <w:jc w:val="both"/>
         <w:rPr>
           <w:sz w:val="28"/>
-        </w:rPr>
-      </w:pPr>
-      <w:r>
-        <w:rPr>
-          <w:sz w:val="28"/>
+          <w:highlight w:val="yellow"/>
+        </w:rPr>
+      </w:pPr>
+      <w:r>
+        <w:rPr>
+          <w:sz w:val="28"/>
+          <w:highlight w:val="yellow"/>
         </w:rPr>
         <w:t>оперативная память в объеме 1 ГБ и выше,</w:t>
       </w:r>
@@ -4626,7 +4490,7 @@
         <w:pStyle w:val="aa"/>
         <w:numPr>
           <w:ilvl w:val="0"/>
-          <w:numId w:val="3"/>
+          <w:numId w:val="12"/>
         </w:numPr>
         <w:tabs>
           <w:tab w:val="left" w:pos="993"/>
@@ -4636,25 +4500,15 @@
         <w:jc w:val="both"/>
         <w:rPr>
           <w:sz w:val="28"/>
-        </w:rPr>
-      </w:pPr>
-      <w:r>
-        <w:rPr>
-          <w:sz w:val="28"/>
-        </w:rPr>
-        <w:t xml:space="preserve">свободное место в хранилище </w:t>
-      </w:r>
-      <w:r>
-        <w:rPr>
-          <w:sz w:val="28"/>
-        </w:rPr>
-        <w:t>40</w:t>
-      </w:r>
-      <w:r>
-        <w:rPr>
-          <w:sz w:val="28"/>
-        </w:rPr>
-        <w:t xml:space="preserve"> МБ,</w:t>
+          <w:highlight w:val="yellow"/>
+        </w:rPr>
+      </w:pPr>
+      <w:r>
+        <w:rPr>
+          <w:sz w:val="28"/>
+          <w:highlight w:val="yellow"/>
+        </w:rPr>
+        <w:t>свободное место в хранилище 40 МБ,</w:t>
       </w:r>
     </w:p>
     <w:p>
@@ -4662,7 +4516,7 @@
         <w:pStyle w:val="aa"/>
         <w:numPr>
           <w:ilvl w:val="0"/>
-          <w:numId w:val="3"/>
+          <w:numId w:val="12"/>
         </w:numPr>
         <w:tabs>
           <w:tab w:val="left" w:pos="993"/>
@@ -4672,11 +4526,13 @@
         <w:jc w:val="both"/>
         <w:rPr>
           <w:sz w:val="28"/>
-        </w:rPr>
-      </w:pPr>
-      <w:r>
-        <w:rPr>
-          <w:sz w:val="28"/>
+          <w:highlight w:val="yellow"/>
+        </w:rPr>
+      </w:pPr>
+      <w:r>
+        <w:rPr>
+          <w:sz w:val="28"/>
+          <w:highlight w:val="yellow"/>
         </w:rPr>
         <w:t>постоянное интернет-подключение.</w:t>
       </w:r>
@@ -4690,6 +4546,7 @@
         <w:jc w:val="both"/>
         <w:rPr>
           <w:sz w:val="28"/>
+          <w:lang w:val="en-US"/>
         </w:rPr>
       </w:pPr>
     </w:p>
@@ -4711,7 +4568,6 @@
         <w:rPr>
           <w:sz w:val="28"/>
         </w:rPr>
-        <w:lastRenderedPageBreak/>
         <w:br w:type="page"/>
       </w:r>
       <w:r>
@@ -4720,7 +4576,6 @@
           <w:sz w:val="32"/>
           <w:szCs w:val="32"/>
         </w:rPr>
-        <w:lastRenderedPageBreak/>
         <w:t>ЗАКЛЮЧЕНИЕ</w:t>
       </w:r>
     </w:p>
@@ -4763,7 +4618,6 @@
           <w:b/>
           <w:sz w:val="32"/>
         </w:rPr>
-        <w:lastRenderedPageBreak/>
         <w:t>СПИСОК ИСПОЛЬЗОВАННЫХ ИСТОЧНИКОВ</w:t>
       </w:r>
     </w:p>
@@ -4782,23 +4636,7 @@
         <w:pStyle w:val="1"/>
       </w:pPr>
       <w:r>
-        <w:t>Бек, К. Экстремальное программирование: разработка через тестирование. – Санкт-</w:t>
-      </w:r>
-      <w:proofErr w:type="gramStart"/>
-      <w:r>
-        <w:t>Петербург :</w:t>
-      </w:r>
-      <w:proofErr w:type="gramEnd"/>
-      <w:r>
-        <w:t xml:space="preserve"> Питер, 2021. – 224 с. – URL: https://ibooks.ru/bookshelf/376974/reading (дата обращения: 05.11.2024). – Режим доступа: для </w:t>
-      </w:r>
-      <w:proofErr w:type="spellStart"/>
-      <w:r>
-        <w:t>зарегистрир</w:t>
-      </w:r>
-      <w:proofErr w:type="spellEnd"/>
-      <w:r>
-        <w:t>. пользователей. – Текст: электронный.</w:t>
+        <w:t>Бек, К. Экстремальное программирование: разработка через тестирование. – Санкт-Петербург : Питер, 2021. – 224 с. – URL: https://ibooks.ru/bookshelf/376974/reading (дата обращения: 05.11.2024). – Режим доступа: для зарегистрир. пользователей. – Текст: электронный.</w:t>
       </w:r>
     </w:p>
     <w:p>
@@ -4806,100 +4644,15 @@
         <w:pStyle w:val="1"/>
       </w:pPr>
       <w:r>
-        <w:t xml:space="preserve">Гагарина, Л. Г. Технология разработки программного </w:t>
-      </w:r>
-      <w:proofErr w:type="gramStart"/>
-      <w:r>
-        <w:t>обеспечения :</w:t>
-      </w:r>
-      <w:proofErr w:type="gramEnd"/>
-      <w:r>
-        <w:t xml:space="preserve"> учебное пособие / Л. Г. Гагарина, Е. В. </w:t>
-      </w:r>
-      <w:proofErr w:type="spellStart"/>
-      <w:r>
-        <w:t>Кокорева</w:t>
-      </w:r>
-      <w:proofErr w:type="spellEnd"/>
-      <w:r>
-        <w:t>, Б. Д. Сидорова-</w:t>
-      </w:r>
-      <w:proofErr w:type="spellStart"/>
-      <w:r>
-        <w:t>Виснадул</w:t>
-      </w:r>
-      <w:proofErr w:type="spellEnd"/>
-      <w:r>
-        <w:t xml:space="preserve"> ; под ред. Л. Г. Гагариной. – </w:t>
-      </w:r>
-      <w:proofErr w:type="gramStart"/>
-      <w:r>
-        <w:t>Москва :</w:t>
-      </w:r>
-      <w:proofErr w:type="gramEnd"/>
-      <w:r>
-        <w:t xml:space="preserve"> ФОРУМ : ИНФРА-М, 2023. – 400 с. – URL: https://znanium.com/catalog/product/1895679 (дата обращения: 06.11.2024). – Режим доступа: по подписке. – </w:t>
-      </w:r>
-      <w:proofErr w:type="gramStart"/>
-      <w:r>
-        <w:t>Текст :</w:t>
-      </w:r>
-      <w:proofErr w:type="gramEnd"/>
-      <w:r>
-        <w:t xml:space="preserve"> электронный.</w:t>
+        <w:t>Гагарина, Л. Г. Технология разработки программного обеспечения : учебное пособие / Л. Г. Гагарина, Е. В. Кокорева, Б. Д. Сидорова-Виснадул ; под ред. Л. Г. Гагариной. – Москва : ФОРУМ : ИНФРА-М, 2023. – 400 с. – URL: https://znanium.com/catalog/product/1895679 (дата обращения: 06.11.2024). – Режим доступа: по подписке. – Текст : электронный.</w:t>
       </w:r>
     </w:p>
     <w:p>
       <w:pPr>
         <w:pStyle w:val="1"/>
       </w:pPr>
-      <w:proofErr w:type="spellStart"/>
-      <w:r>
-        <w:t>Мартишин</w:t>
-      </w:r>
-      <w:proofErr w:type="spellEnd"/>
-      <w:r>
-        <w:t xml:space="preserve">, С. А. Базы данных. Практическое применение СУБД SQL- и </w:t>
-      </w:r>
-      <w:proofErr w:type="spellStart"/>
-      <w:r>
-        <w:t>NoSQL</w:t>
-      </w:r>
-      <w:proofErr w:type="spellEnd"/>
-      <w:r>
-        <w:t xml:space="preserve">-типа для проектирования информационных </w:t>
-      </w:r>
-      <w:proofErr w:type="gramStart"/>
-      <w:r>
-        <w:t>систем :</w:t>
-      </w:r>
-      <w:proofErr w:type="gramEnd"/>
-      <w:r>
-        <w:t xml:space="preserve"> учебное пособие / С. А. </w:t>
-      </w:r>
-      <w:proofErr w:type="spellStart"/>
-      <w:r>
-        <w:t>Мартишин</w:t>
-      </w:r>
-      <w:proofErr w:type="spellEnd"/>
-      <w:r>
-        <w:t xml:space="preserve">, В. Л. Симонов, М. В. Храпченко. — </w:t>
-      </w:r>
-      <w:proofErr w:type="gramStart"/>
-      <w:r>
-        <w:t>Москва :</w:t>
-      </w:r>
-      <w:proofErr w:type="gramEnd"/>
-      <w:r>
-        <w:t xml:space="preserve"> ФОРУМ : ИНФРА-М, 2023. — 368 с. - URL: https://znanium.com/catalog/product/1912454 (дата обращения: 13.11.2024). – Режим доступа: по подписке. — </w:t>
-      </w:r>
-      <w:proofErr w:type="gramStart"/>
-      <w:r>
-        <w:t>Текст :</w:t>
-      </w:r>
-      <w:proofErr w:type="gramEnd"/>
-      <w:r>
-        <w:t xml:space="preserve"> электронный.</w:t>
+      <w:r>
+        <w:t>Мартишин, С. А. Базы данных. Практическое применение СУБД SQL- и NoSQL-типа для проектирования информационных систем : учебное пособие / С. А. Мартишин, В. Л. Симонов, М. В. Храпченко. — Москва : ФОРУМ : ИНФРА-М, 2023. — 368 с. - URL: https://znanium.com/catalog/product/1912454 (дата обращения: 13.11.2024). – Режим доступа: по подписке. — Текст : электронный.</w:t>
       </w:r>
     </w:p>
     <w:p>
@@ -4911,47 +4664,11 @@
           <w:szCs w:val="24"/>
         </w:rPr>
       </w:pPr>
-      <w:proofErr w:type="spellStart"/>
       <w:r>
         <w:rPr>
           <w:color w:val="000000" w:themeColor="text1"/>
         </w:rPr>
-        <w:t>Тидвелл</w:t>
-      </w:r>
-      <w:proofErr w:type="spellEnd"/>
-      <w:r>
-        <w:rPr>
-          <w:color w:val="000000" w:themeColor="text1"/>
-        </w:rPr>
-        <w:t>, Д. Разработка интерфейсов. Паттерны проектирования. 3-е изд. – Санкт-</w:t>
-      </w:r>
-      <w:proofErr w:type="gramStart"/>
-      <w:r>
-        <w:rPr>
-          <w:color w:val="000000" w:themeColor="text1"/>
-        </w:rPr>
-        <w:t>Петербург :</w:t>
-      </w:r>
-      <w:proofErr w:type="gramEnd"/>
-      <w:r>
-        <w:rPr>
-          <w:color w:val="000000" w:themeColor="text1"/>
-        </w:rPr>
-        <w:t xml:space="preserve"> Питер, 2022. – 560 с. – </w:t>
-      </w:r>
-      <w:proofErr w:type="gramStart"/>
-      <w:r>
-        <w:rPr>
-          <w:color w:val="000000" w:themeColor="text1"/>
-        </w:rPr>
-        <w:t>Текст :</w:t>
-      </w:r>
-      <w:proofErr w:type="gramEnd"/>
-      <w:r>
-        <w:rPr>
-          <w:color w:val="000000" w:themeColor="text1"/>
-        </w:rPr>
-        <w:t xml:space="preserve"> электронный. – URL: </w:t>
+        <w:t xml:space="preserve">Тидвелл, Д. Разработка интерфейсов. Паттерны проектирования. 3-е изд. – Санкт-Петербург : Питер, 2022. – 560 с. – Текст : электронный. – URL: </w:t>
       </w:r>
       <w:hyperlink r:id="rId8" w:history="1">
         <w:r>
@@ -4967,63 +4684,21 @@
         <w:rPr>
           <w:color w:val="000000" w:themeColor="text1"/>
         </w:rPr>
-        <w:t xml:space="preserve"> (дата обращения: __.11.2025). – Режим доступа: для </w:t>
-      </w:r>
-      <w:proofErr w:type="spellStart"/>
-      <w:r>
+        <w:t xml:space="preserve"> (дата обращения: __.11.2025). – Режим доступа: для зарегистрир. пользователей.</w:t>
+      </w:r>
+    </w:p>
+    <w:p>
+      <w:pPr>
+        <w:pStyle w:val="1"/>
         <w:rPr>
           <w:color w:val="000000" w:themeColor="text1"/>
         </w:rPr>
-        <w:t>зарегистрир</w:t>
-      </w:r>
-      <w:proofErr w:type="spellEnd"/>
+      </w:pPr>
       <w:r>
         <w:rPr>
           <w:color w:val="000000" w:themeColor="text1"/>
         </w:rPr>
-        <w:t>. пользователей.</w:t>
-      </w:r>
-    </w:p>
-    <w:p>
-      <w:pPr>
-        <w:pStyle w:val="1"/>
-        <w:rPr>
-          <w:color w:val="000000" w:themeColor="text1"/>
-        </w:rPr>
-      </w:pPr>
-      <w:r>
-        <w:rPr>
-          <w:color w:val="000000" w:themeColor="text1"/>
-        </w:rPr>
-        <w:t xml:space="preserve">Федорова, Г. Н. Разработка, внедрение и адаптация программного обеспечения отраслевой </w:t>
-      </w:r>
-      <w:proofErr w:type="gramStart"/>
-      <w:r>
-        <w:rPr>
-          <w:color w:val="000000" w:themeColor="text1"/>
-        </w:rPr>
-        <w:t>направленности :</w:t>
-      </w:r>
-      <w:proofErr w:type="gramEnd"/>
-      <w:r>
-        <w:rPr>
-          <w:color w:val="000000" w:themeColor="text1"/>
-        </w:rPr>
-        <w:t xml:space="preserve"> учебное пособие. — </w:t>
-      </w:r>
-      <w:proofErr w:type="gramStart"/>
-      <w:r>
-        <w:rPr>
-          <w:color w:val="000000" w:themeColor="text1"/>
-        </w:rPr>
-        <w:t>Москва :</w:t>
-      </w:r>
-      <w:proofErr w:type="gramEnd"/>
-      <w:r>
-        <w:rPr>
-          <w:color w:val="000000" w:themeColor="text1"/>
-        </w:rPr>
-        <w:t xml:space="preserve"> КУРС : ИНФРА-М, 2024. — 336 с. – URL: </w:t>
+        <w:t xml:space="preserve">Федорова, Г. Н. Разработка, внедрение и адаптация программного обеспечения отраслевой направленности : учебное пособие. — Москва : КУРС : ИНФРА-М, 2024. — 336 с. – URL: </w:t>
       </w:r>
       <w:hyperlink r:id="rId9" w:history="1">
         <w:r>
@@ -5039,21 +4714,7 @@
         <w:rPr>
           <w:color w:val="000000" w:themeColor="text1"/>
         </w:rPr>
-        <w:t xml:space="preserve"> (дата обращения: __.11.2025). – Режим доступа: по подписке. – </w:t>
-      </w:r>
-      <w:proofErr w:type="gramStart"/>
-      <w:r>
-        <w:rPr>
-          <w:color w:val="000000" w:themeColor="text1"/>
-        </w:rPr>
-        <w:t>Текст :</w:t>
-      </w:r>
-      <w:proofErr w:type="gramEnd"/>
-      <w:r>
-        <w:rPr>
-          <w:color w:val="000000" w:themeColor="text1"/>
-        </w:rPr>
-        <w:t xml:space="preserve"> электронный.</w:t>
+        <w:t xml:space="preserve"> (дата обращения: __.11.2025). – Режим доступа: по подписке. – Текст : электронный.</w:t>
       </w:r>
     </w:p>
     <w:p>
@@ -6352,6 +6013,30 @@
   </w:num>
   <w:num w:numId="10">
     <w:abstractNumId w:val="5"/>
+  </w:num>
+  <w:num w:numId="11">
+    <w:abstractNumId w:val="0"/>
+    <w:lvlOverride w:ilvl="0"/>
+    <w:lvlOverride w:ilvl="1"/>
+    <w:lvlOverride w:ilvl="2"/>
+    <w:lvlOverride w:ilvl="3"/>
+    <w:lvlOverride w:ilvl="4"/>
+    <w:lvlOverride w:ilvl="5"/>
+    <w:lvlOverride w:ilvl="6"/>
+    <w:lvlOverride w:ilvl="7"/>
+    <w:lvlOverride w:ilvl="8"/>
+  </w:num>
+  <w:num w:numId="12">
+    <w:abstractNumId w:val="1"/>
+    <w:lvlOverride w:ilvl="0"/>
+    <w:lvlOverride w:ilvl="1"/>
+    <w:lvlOverride w:ilvl="2"/>
+    <w:lvlOverride w:ilvl="3"/>
+    <w:lvlOverride w:ilvl="4"/>
+    <w:lvlOverride w:ilvl="5"/>
+    <w:lvlOverride w:ilvl="6"/>
+    <w:lvlOverride w:ilvl="7"/>
+    <w:lvlOverride w:ilvl="8"/>
   </w:num>
 </w:numbering>
 </file>
@@ -6835,6 +6520,7 @@
   <w:style w:type="character" w:default="1" w:styleId="a0">
     <w:name w:val="Default Paragraph Font"/>
     <w:uiPriority w:val="1"/>
+    <w:semiHidden/>
     <w:unhideWhenUsed/>
   </w:style>
   <w:style w:type="table" w:default="1" w:styleId="a1">
